--- a/static/media/4.qd_ktr_giai_the.docx
+++ b/static/media/4.qd_ktr_giai_the.docx
@@ -1,6 +1,6 @@
 
 <file path=word/document.xml><?xml version="1.0" encoding="utf-8"?>
-<w:document xmlns:wpc="http://schemas.microsoft.com/office/word/2010/wordprocessingCanvas" xmlns:cx="http://schemas.microsoft.com/office/drawing/2014/chartex" xmlns:cx1="http://schemas.microsoft.com/office/drawing/2015/9/8/chartex" xmlns:cx2="http://schemas.microsoft.com/office/drawing/2015/10/21/chartex" xmlns:cx3="http://schemas.microsoft.com/office/drawing/2016/5/9/chartex" xmlns:cx4="http://schemas.microsoft.com/office/drawing/2016/5/10/chartex" xmlns:cx5="http://schemas.microsoft.com/office/drawing/2016/5/11/chartex" xmlns:cx6="http://schemas.microsoft.com/office/drawing/2016/5/12/chartex" xmlns:cx7="http://schemas.microsoft.com/office/drawing/2016/5/13/chartex" xmlns:cx8="http://schemas.microsoft.com/office/drawing/2016/5/14/chartex" xmlns:mc="http://schemas.openxmlformats.org/markup-compatibility/2006" xmlns:aink="http://schemas.microsoft.com/office/drawing/2016/ink" xmlns:am3d="http://schemas.microsoft.com/office/drawing/2017/model3d" xmlns:o="urn:schemas-microsoft-com:office:office" xmlns:r="http://schemas.openxmlformats.org/officeDocument/2006/relationships" xmlns:m="http://schemas.openxmlformats.org/officeDocument/2006/math" xmlns:v="urn:schemas-microsoft-com:vml" xmlns:wp14="http://schemas.microsoft.com/office/word/2010/wordprocessingDrawing" xmlns:wp="http://schemas.openxmlformats.org/drawingml/2006/wordprocessingDrawing" xmlns:w10="urn:schemas-microsoft-com:office:word" xmlns:w="http://schemas.openxmlformats.org/wordprocessingml/2006/main" xmlns:w14="http://schemas.microsoft.com/office/word/2010/wordml" xmlns:w15="http://schemas.microsoft.com/office/word/2012/wordml" xmlns:w16cex="http://schemas.microsoft.com/office/word/2018/wordml/cex" xmlns:w16cid="http://schemas.microsoft.com/office/word/2016/wordml/cid" xmlns:w16="http://schemas.microsoft.com/office/word/2018/wordml" xmlns:w16sdtdh="http://schemas.microsoft.com/office/word/2020/wordml/sdtdatahash" xmlns:w16se="http://schemas.microsoft.com/office/word/2015/wordml/symex" xmlns:wpg="http://schemas.microsoft.com/office/word/2010/wordprocessingGroup" xmlns:wpi="http://schemas.microsoft.com/office/word/2010/wordprocessingInk" xmlns:wne="http://schemas.microsoft.com/office/word/2006/wordml" xmlns:wps="http://schemas.microsoft.com/office/word/2010/wordprocessingShape" mc:Ignorable="w14 w15 w16se w16cid w16 w16cex w16sdtdh wp14">
+<w:document xmlns:wpc="http://schemas.microsoft.com/office/word/2010/wordprocessingCanvas" xmlns:cx="http://schemas.microsoft.com/office/drawing/2014/chartex" xmlns:cx1="http://schemas.microsoft.com/office/drawing/2015/9/8/chartex" xmlns:cx2="http://schemas.microsoft.com/office/drawing/2015/10/21/chartex" xmlns:cx3="http://schemas.microsoft.com/office/drawing/2016/5/9/chartex" xmlns:cx4="http://schemas.microsoft.com/office/drawing/2016/5/10/chartex" xmlns:cx5="http://schemas.microsoft.com/office/drawing/2016/5/11/chartex" xmlns:cx6="http://schemas.microsoft.com/office/drawing/2016/5/12/chartex" xmlns:cx7="http://schemas.microsoft.com/office/drawing/2016/5/13/chartex" xmlns:cx8="http://schemas.microsoft.com/office/drawing/2016/5/14/chartex" xmlns:mc="http://schemas.openxmlformats.org/markup-compatibility/2006" xmlns:aink="http://schemas.microsoft.com/office/drawing/2016/ink" xmlns:am3d="http://schemas.microsoft.com/office/drawing/2017/model3d" xmlns:o="urn:schemas-microsoft-com:office:office" xmlns:oel="http://schemas.microsoft.com/office/2019/extlst" xmlns:r="http://schemas.openxmlformats.org/officeDocument/2006/relationships" xmlns:m="http://schemas.openxmlformats.org/officeDocument/2006/math" xmlns:v="urn:schemas-microsoft-com:vml" xmlns:wp14="http://schemas.microsoft.com/office/word/2010/wordprocessingDrawing" xmlns:wp="http://schemas.openxmlformats.org/drawingml/2006/wordprocessingDrawing" xmlns:w10="urn:schemas-microsoft-com:office:word" xmlns:w="http://schemas.openxmlformats.org/wordprocessingml/2006/main" xmlns:w14="http://schemas.microsoft.com/office/word/2010/wordml" xmlns:w15="http://schemas.microsoft.com/office/word/2012/wordml" xmlns:w16cex="http://schemas.microsoft.com/office/word/2018/wordml/cex" xmlns:w16cid="http://schemas.microsoft.com/office/word/2016/wordml/cid" xmlns:w16="http://schemas.microsoft.com/office/word/2018/wordml" xmlns:w16du="http://schemas.microsoft.com/office/word/2023/wordml/word16du" xmlns:w16sdtdh="http://schemas.microsoft.com/office/word/2020/wordml/sdtdatahash" xmlns:w16sdtfl="http://schemas.microsoft.com/office/word/2024/wordml/sdtformatlock" xmlns:w16se="http://schemas.microsoft.com/office/word/2015/wordml/symex" xmlns:wpg="http://schemas.microsoft.com/office/word/2010/wordprocessingGroup" xmlns:wpi="http://schemas.microsoft.com/office/word/2010/wordprocessingInk" xmlns:wne="http://schemas.microsoft.com/office/word/2006/wordml" xmlns:wps="http://schemas.microsoft.com/office/word/2010/wordprocessingShape" mc:Ignorable="w14 w15 w16se w16cid w16 w16cex w16sdtdh w16sdtfl w16du wp14">
   <w:body>
     <w:p>
       <w:pPr>
@@ -26,14 +26,7 @@
           <w:rFonts w:ascii="Times New Roman" w:hAnsi="Times New Roman"/>
           <w:b w:val="0"/>
         </w:rPr>
-        <w:t>TỔ</w:t>
-      </w:r>
-      <w:r>
-        <w:rPr>
-          <w:rFonts w:ascii="Times New Roman" w:hAnsi="Times New Roman"/>
-          <w:b w:val="0"/>
-        </w:rPr>
-        <w:t>NG CỤC THUẾ</w:t>
+        <w:t>CỤC THUẾ</w:t>
       </w:r>
       <w:r>
         <w:rPr>
@@ -154,7 +147,31 @@
           <w:sz w:val="26"/>
           <w:szCs w:val="26"/>
         </w:rPr>
-        <w:t>CỤC THUẾ TỈNH QUẢNG TRỊ</w:t>
+        <w:t>C</w:t>
+      </w:r>
+      <w:r>
+        <w:rPr>
+          <w:rFonts w:ascii="Times New Roman" w:hAnsi="Times New Roman"/>
+          <w:sz w:val="26"/>
+          <w:szCs w:val="26"/>
+        </w:rPr>
+        <w:t>HI C</w:t>
+      </w:r>
+      <w:r>
+        <w:rPr>
+          <w:rFonts w:ascii="Times New Roman" w:hAnsi="Times New Roman"/>
+          <w:sz w:val="26"/>
+          <w:szCs w:val="26"/>
+        </w:rPr>
+        <w:t xml:space="preserve">ỤC THUẾ </w:t>
+      </w:r>
+      <w:r>
+        <w:rPr>
+          <w:rFonts w:ascii="Times New Roman" w:hAnsi="Times New Roman"/>
+          <w:sz w:val="26"/>
+          <w:szCs w:val="26"/>
+        </w:rPr>
+        <w:t>KHU VỰC XI</w:t>
       </w:r>
       <w:r>
         <w:rPr>
@@ -324,7 +341,7 @@
           <w:sz w:val="28"/>
           <w:szCs w:val="28"/>
         </w:rPr>
-        <w:t>/QĐ-CT</w:t>
+        <w:t>/QĐ-C</w:t>
       </w:r>
       <w:r>
         <w:rPr>
@@ -333,7 +350,25 @@
           <w:sz w:val="28"/>
           <w:szCs w:val="28"/>
         </w:rPr>
-        <w:t>QTR</w:t>
+        <w:t>C</w:t>
+      </w:r>
+      <w:r>
+        <w:rPr>
+          <w:rFonts w:ascii="Times New Roman" w:hAnsi="Times New Roman"/>
+          <w:b w:val="0"/>
+          <w:sz w:val="28"/>
+          <w:szCs w:val="28"/>
+        </w:rPr>
+        <w:t>T</w:t>
+      </w:r>
+      <w:r>
+        <w:rPr>
+          <w:rFonts w:ascii="Times New Roman" w:hAnsi="Times New Roman"/>
+          <w:b w:val="0"/>
+          <w:sz w:val="28"/>
+          <w:szCs w:val="28"/>
+        </w:rPr>
+        <w:t>KV.XI</w:t>
       </w:r>
       <w:r>
         <w:rPr>
@@ -441,7 +476,7 @@
           <w:tab w:val="center" w:pos="1170"/>
           <w:tab w:val="center" w:pos="6266"/>
         </w:tabs>
-        <w:spacing w:before="120" w:after="120"/>
+        <w:spacing w:before="240" w:after="120"/>
         <w:jc w:val="center"/>
         <w:rPr>
           <w:rFonts w:ascii="Times New Roman" w:hAnsi="Times New Roman"/>
@@ -599,7 +634,7 @@
     </w:p>
     <w:p>
       <w:pPr>
-        <w:spacing w:before="120"/>
+        <w:spacing w:before="240"/>
         <w:jc w:val="center"/>
         <w:rPr>
           <w:rFonts w:ascii="Times New Roman" w:hAnsi="Times New Roman"/>
@@ -613,13 +648,46 @@
           <w:sz w:val="28"/>
           <w:szCs w:val="28"/>
         </w:rPr>
-        <w:t>CỤC TRƯỞNG CỤC THUẾ TỈNH QUẢNG TRỊ</w:t>
+        <w:t>C</w:t>
+      </w:r>
+      <w:r>
+        <w:rPr>
+          <w:rFonts w:ascii="Times New Roman" w:hAnsi="Times New Roman"/>
+          <w:sz w:val="28"/>
+          <w:szCs w:val="28"/>
+        </w:rPr>
+        <w:t>HI C</w:t>
+      </w:r>
+      <w:r>
+        <w:rPr>
+          <w:rFonts w:ascii="Times New Roman" w:hAnsi="Times New Roman"/>
+          <w:sz w:val="28"/>
+          <w:szCs w:val="28"/>
+        </w:rPr>
+        <w:t xml:space="preserve">ỤC TRƯỞNG </w:t>
+      </w:r>
+      <w:r>
+        <w:rPr>
+          <w:rFonts w:ascii="Times New Roman" w:hAnsi="Times New Roman"/>
+          <w:sz w:val="28"/>
+          <w:szCs w:val="28"/>
+        </w:rPr>
+        <w:t xml:space="preserve">CHI </w:t>
+      </w:r>
+      <w:r>
+        <w:rPr>
+          <w:rFonts w:ascii="Times New Roman" w:hAnsi="Times New Roman"/>
+          <w:sz w:val="28"/>
+          <w:szCs w:val="28"/>
+        </w:rPr>
+        <w:t>CỤC THUẾ</w:t>
       </w:r>
     </w:p>
     <w:p>
       <w:pPr>
         <w:pStyle w:val="BodyTextIndentTimesNewRoman"/>
-        <w:spacing w:line="240" w:lineRule="auto"/>
+        <w:spacing w:before="60" w:line="240" w:lineRule="auto"/>
+        <w:ind w:firstLine="567"/>
         <w:rPr>
           <w:i/>
           <w:color w:val="auto"/>
@@ -701,7 +769,8 @@
     <w:p>
       <w:pPr>
         <w:pStyle w:val="BodyTextIndentTimesNewRoman"/>
-        <w:spacing w:line="240" w:lineRule="auto"/>
+        <w:spacing w:before="60" w:line="240" w:lineRule="auto"/>
+        <w:ind w:firstLine="567"/>
         <w:rPr>
           <w:i/>
           <w:color w:val="auto"/>
@@ -763,7 +832,8 @@
     <w:p>
       <w:pPr>
         <w:pStyle w:val="BodyTextIndentTimesNewRoman"/>
-        <w:spacing w:line="240" w:lineRule="auto"/>
+        <w:spacing w:before="60" w:line="240" w:lineRule="auto"/>
+        <w:ind w:firstLine="567"/>
         <w:rPr>
           <w:bCs/>
           <w:i/>
@@ -776,7 +846,7 @@
           <w:i/>
           <w:color w:val="auto"/>
         </w:rPr>
-        <w:t xml:space="preserve">Căn cứ Quyết định số 1836/QĐ-BTC ngày 8/10/2018 của Bộ Tài chính quy định chức năng, nhiệm vụ, quyền hạn và cơ cấu tổ chức của Cục Thuế </w:t>
+        <w:t xml:space="preserve">Căn cứ Quyết định số </w:t>
       </w:r>
       <w:r>
         <w:rPr>
@@ -784,7 +854,7 @@
           <w:i/>
           <w:color w:val="auto"/>
         </w:rPr>
-        <w:t xml:space="preserve">trực </w:t>
+        <w:t>904</w:t>
       </w:r>
       <w:r>
         <w:rPr>
@@ -792,13 +862,70 @@
           <w:i/>
           <w:color w:val="auto"/>
         </w:rPr>
-        <w:t>thuộc Tổng Cục Thuế;</w:t>
+        <w:t xml:space="preserve">/QĐ-BTC ngày </w:t>
+      </w:r>
+      <w:r>
+        <w:rPr>
+          <w:bCs/>
+          <w:i/>
+          <w:color w:val="auto"/>
+        </w:rPr>
+        <w:t>03/03/2025</w:t>
+      </w:r>
+      <w:r>
+        <w:rPr>
+          <w:bCs/>
+          <w:i/>
+          <w:color w:val="auto"/>
+        </w:rPr>
+        <w:t xml:space="preserve"> của Bộ Tài chính quy định chức năng, nhiệm vụ, quyền hạn và cơ cấu tổ chức của C</w:t>
+      </w:r>
+      <w:r>
+        <w:rPr>
+          <w:bCs/>
+          <w:i/>
+          <w:color w:val="auto"/>
+        </w:rPr>
+        <w:t>hi c</w:t>
+      </w:r>
+      <w:r>
+        <w:rPr>
+          <w:bCs/>
+          <w:i/>
+          <w:color w:val="auto"/>
+        </w:rPr>
+        <w:t xml:space="preserve">ục Thuế </w:t>
+      </w:r>
+      <w:r>
+        <w:rPr>
+          <w:bCs/>
+          <w:i/>
+          <w:color w:val="auto"/>
+        </w:rPr>
+        <w:t xml:space="preserve">khu vực </w:t>
+      </w:r>
+      <w:r>
+        <w:rPr>
+          <w:bCs/>
+          <w:i/>
+          <w:color w:val="auto"/>
+        </w:rPr>
+        <w:t>thuộc Cục Thuế</w:t>
+      </w:r>
+      <w:r>
+        <w:rPr>
+          <w:bCs/>
+          <w:i/>
+          <w:color w:val="auto"/>
+        </w:rPr>
+        <w:t>;</w:t>
       </w:r>
     </w:p>
     <w:p>
       <w:pPr>
         <w:pStyle w:val="BodyTextIndentTimesNewRoman"/>
-        <w:spacing w:line="240" w:lineRule="auto"/>
+        <w:spacing w:before="60" w:line="240" w:lineRule="auto"/>
+        <w:ind w:firstLine="567"/>
         <w:rPr>
           <w:bCs/>
           <w:i/>
@@ -857,7 +984,8 @@
     <w:p>
       <w:pPr>
         <w:pStyle w:val="BodyTextIndentTimesNewRoman"/>
-        <w:spacing w:line="240" w:lineRule="auto"/>
+        <w:spacing w:before="60" w:line="240" w:lineRule="auto"/>
+        <w:ind w:firstLine="567"/>
         <w:rPr>
           <w:i/>
           <w:color w:val="000000" w:themeColor="text1"/>
@@ -896,14 +1024,14 @@
           <w:i/>
           <w:color w:val="000000" w:themeColor="text1"/>
         </w:rPr>
-        <w:t xml:space="preserve"> số thuế của Phòng Kê khai và kế toán thuế</w:t>
+        <w:t xml:space="preserve"> số thuế </w:t>
       </w:r>
       <w:r>
         <w:rPr>
           <w:i/>
           <w:color w:val="000000" w:themeColor="text1"/>
         </w:rPr>
-        <w:t xml:space="preserve"> ngày </w:t>
+        <w:t xml:space="preserve">ngày </w:t>
       </w:r>
       <w:r>
         <w:rPr>
@@ -923,7 +1051,8 @@
     <w:p>
       <w:pPr>
         <w:pStyle w:val="BodyTextIndentTimesNewRoman"/>
-        <w:spacing w:line="240" w:lineRule="auto"/>
+        <w:spacing w:before="60" w:line="240" w:lineRule="auto"/>
+        <w:ind w:firstLine="567"/>
         <w:rPr>
           <w:bCs/>
           <w:i/>
@@ -990,7 +1119,8 @@
     <w:p>
       <w:pPr>
         <w:pStyle w:val="BodyTextIndentTimesNewRoman"/>
-        <w:spacing w:line="240" w:lineRule="auto"/>
+        <w:spacing w:before="60" w:line="240" w:lineRule="auto"/>
+        <w:ind w:firstLine="567"/>
         <w:rPr>
           <w:bCs/>
           <w:i/>
@@ -1009,7 +1139,8 @@
     <w:p>
       <w:pPr>
         <w:pStyle w:val="BodyTextIndentTimesNewRoman"/>
-        <w:spacing w:line="240" w:lineRule="auto"/>
+        <w:spacing w:before="60" w:line="240" w:lineRule="auto"/>
+        <w:ind w:firstLine="567"/>
         <w:rPr>
           <w:i/>
           <w:color w:val="auto"/>
@@ -1042,6 +1173,13 @@
           <w:color w:val="auto"/>
         </w:rPr>
         <w:t>Kiểm tra</w:t>
+      </w:r>
+      <w:r>
+        <w:rPr>
+          <w:i/>
+          <w:color w:val="auto"/>
+        </w:rPr>
+        <w:t xml:space="preserve"> số 4</w:t>
       </w:r>
       <w:r>
         <w:rPr>
@@ -1053,7 +1191,7 @@
     </w:p>
     <w:p>
       <w:pPr>
-        <w:spacing w:before="120"/>
+        <w:spacing w:before="240"/>
         <w:jc w:val="center"/>
         <w:rPr>
           <w:rFonts w:ascii="Times New Roman" w:hAnsi="Times New Roman"/>
@@ -1097,7 +1235,7 @@
     <w:p>
       <w:pPr>
         <w:pStyle w:val="BodyTextIndentTimesNewRoman"/>
-        <w:spacing w:line="216" w:lineRule="auto"/>
+        <w:spacing w:before="60" w:line="240" w:lineRule="auto"/>
         <w:rPr>
           <w:color w:val="auto"/>
         </w:rPr>
@@ -1192,7 +1330,7 @@
         <w:tabs>
           <w:tab w:val="left" w:pos="709"/>
         </w:tabs>
-        <w:spacing w:line="216" w:lineRule="auto"/>
+        <w:spacing w:before="60" w:line="240" w:lineRule="auto"/>
         <w:ind w:left="0" w:firstLine="567"/>
         <w:rPr>
           <w:color w:val="auto"/>
@@ -1215,7 +1353,7 @@
         <w:tabs>
           <w:tab w:val="left" w:pos="709"/>
         </w:tabs>
-        <w:spacing w:line="216" w:lineRule="auto"/>
+        <w:spacing w:before="60" w:line="240" w:lineRule="auto"/>
         <w:ind w:left="0" w:firstLine="567"/>
         <w:rPr>
           <w:color w:val="auto"/>
@@ -1238,7 +1376,7 @@
         <w:tabs>
           <w:tab w:val="left" w:pos="709"/>
         </w:tabs>
-        <w:spacing w:line="216" w:lineRule="auto"/>
+        <w:spacing w:before="60" w:line="240" w:lineRule="auto"/>
         <w:ind w:left="0" w:firstLine="567"/>
         <w:rPr>
           <w:color w:val="auto"/>
@@ -1261,7 +1399,7 @@
         <w:tabs>
           <w:tab w:val="left" w:pos="709"/>
         </w:tabs>
-        <w:spacing w:line="216" w:lineRule="auto"/>
+        <w:spacing w:before="60" w:line="240" w:lineRule="auto"/>
         <w:ind w:hanging="219"/>
         <w:rPr>
           <w:color w:val="auto"/>
@@ -1326,7 +1464,7 @@
         <w:tabs>
           <w:tab w:val="left" w:pos="709"/>
         </w:tabs>
-        <w:spacing w:line="216" w:lineRule="auto"/>
+        <w:spacing w:before="60" w:line="240" w:lineRule="auto"/>
         <w:ind w:hanging="219"/>
         <w:rPr>
           <w:color w:val="auto"/>
@@ -1380,7 +1518,7 @@
     <w:p>
       <w:pPr>
         <w:pStyle w:val="BodyTextIndentTimesNewRoman"/>
-        <w:spacing w:line="216" w:lineRule="auto"/>
+        <w:spacing w:before="60" w:line="240" w:lineRule="auto"/>
         <w:ind w:firstLine="426"/>
         <w:rPr>
           <w:color w:val="auto"/>
@@ -1512,7 +1650,7 @@
       </w:tblGrid>
       <w:tr>
         <w:trPr>
-          <w:trHeight w:val="223"/>
+          <w:trHeight w:val="340"/>
         </w:trPr>
         <w:tc>
           <w:tcPr>
@@ -1657,7 +1795,7 @@
       </w:tr>
       <w:tr>
         <w:trPr>
-          <w:trHeight w:val="341"/>
+          <w:trHeight w:val="340"/>
         </w:trPr>
         <w:tc>
           <w:tcPr>
@@ -1782,7 +1920,7 @@
       </w:tr>
       <w:tr>
         <w:trPr>
-          <w:trHeight w:val="275"/>
+          <w:trHeight w:val="340"/>
         </w:trPr>
         <w:tc>
           <w:tcPr>
@@ -1907,7 +2045,7 @@
       </w:tr>
       <w:tr>
         <w:trPr>
-          <w:trHeight w:val="275"/>
+          <w:trHeight w:val="340"/>
         </w:trPr>
         <w:tc>
           <w:tcPr>
@@ -2032,7 +2170,7 @@
       </w:tr>
       <w:tr>
         <w:trPr>
-          <w:trHeight w:val="275"/>
+          <w:trHeight w:val="340"/>
         </w:trPr>
         <w:tc>
           <w:tcPr>
@@ -2157,7 +2295,7 @@
       </w:tr>
       <w:tr>
         <w:trPr>
-          <w:trHeight w:val="275"/>
+          <w:trHeight w:val="340"/>
         </w:trPr>
         <w:tc>
           <w:tcPr>
@@ -2282,7 +2420,7 @@
       </w:tr>
       <w:tr>
         <w:trPr>
-          <w:trHeight w:val="275"/>
+          <w:trHeight w:val="340"/>
         </w:trPr>
         <w:tc>
           <w:tcPr>
@@ -2407,7 +2545,7 @@
       </w:tr>
       <w:tr>
         <w:trPr>
-          <w:trHeight w:val="275"/>
+          <w:trHeight w:val="340"/>
         </w:trPr>
         <w:tc>
           <w:tcPr>
@@ -2532,7 +2670,7 @@
       </w:tr>
       <w:tr>
         <w:trPr>
-          <w:trHeight w:val="275"/>
+          <w:trHeight w:val="340"/>
         </w:trPr>
         <w:tc>
           <w:tcPr>
@@ -2560,6 +2698,7 @@
                 <w:sz w:val="28"/>
                 <w:szCs w:val="28"/>
               </w:rPr>
+              <w:lastRenderedPageBreak/>
               <w:t>9.</w:t>
             </w:r>
           </w:p>
@@ -2659,7 +2798,7 @@
     <w:p>
       <w:pPr>
         <w:pStyle w:val="BodyTextIndentTimesNewRoman"/>
-        <w:spacing w:before="120" w:line="240" w:lineRule="auto"/>
+        <w:spacing w:before="60" w:line="240" w:lineRule="auto"/>
         <w:ind w:firstLine="425"/>
         <w:rPr>
           <w:color w:val="auto"/>
@@ -2771,7 +2910,7 @@
     <w:p>
       <w:pPr>
         <w:pStyle w:val="BodyTextIndentTimesNewRoman"/>
-        <w:spacing w:line="216" w:lineRule="auto"/>
+        <w:spacing w:before="60" w:line="240" w:lineRule="auto"/>
         <w:ind w:firstLine="426"/>
         <w:rPr>
           <w:color w:val="auto"/>
@@ -2847,7 +2986,7 @@
     <w:p>
       <w:pPr>
         <w:pStyle w:val="BodyTextIndentTimesNewRoman"/>
-        <w:spacing w:line="216" w:lineRule="auto"/>
+        <w:spacing w:before="60" w:line="240" w:lineRule="auto"/>
         <w:ind w:firstLine="426"/>
         <w:rPr>
           <w:b/>
@@ -3049,7 +3188,7 @@
           <w:tab w:val="num" w:pos="241"/>
           <w:tab w:val="center" w:pos="6804"/>
         </w:tabs>
-        <w:spacing w:before="60" w:line="240" w:lineRule="auto"/>
+        <w:spacing w:line="240" w:lineRule="auto"/>
         <w:ind w:left="482" w:hanging="357"/>
         <w:rPr>
           <w:color w:val="000000" w:themeColor="text1"/>
@@ -3063,7 +3202,6 @@
           <w:sz w:val="22"/>
           <w:szCs w:val="22"/>
         </w:rPr>
-        <w:lastRenderedPageBreak/>
         <w:t xml:space="preserve">Như </w:t>
       </w:r>
       <w:r>
@@ -3124,7 +3262,7 @@
           <w:sz w:val="22"/>
           <w:szCs w:val="22"/>
         </w:rPr>
-        <w:t>Phòng KK</w:t>
+        <w:t xml:space="preserve">Phòng </w:t>
       </w:r>
       <w:r>
         <w:rPr>
@@ -3132,7 +3270,15 @@
           <w:sz w:val="22"/>
           <w:szCs w:val="22"/>
         </w:rPr>
-        <w:t>&amp;KTT;</w:t>
+        <w:t>QLHTDN số 3</w:t>
+      </w:r>
+      <w:r>
+        <w:rPr>
+          <w:color w:val="000000" w:themeColor="text1"/>
+          <w:sz w:val="22"/>
+          <w:szCs w:val="22"/>
+        </w:rPr>
+        <w:t>;</w:t>
       </w:r>
     </w:p>
     <w:p>
@@ -3175,7 +3321,23 @@
           <w:sz w:val="22"/>
           <w:szCs w:val="22"/>
         </w:rPr>
+        <w:t xml:space="preserve">4 </w:t>
+      </w:r>
+      <w:r>
+        <w:rPr>
+          <w:color w:val="000000" w:themeColor="text1"/>
+          <w:sz w:val="22"/>
+          <w:szCs w:val="22"/>
+        </w:rPr>
         <w:t>(</w:t>
+      </w:r>
+      <w:r>
+        <w:rPr>
+          <w:color w:val="000000" w:themeColor="text1"/>
+          <w:sz w:val="22"/>
+          <w:szCs w:val="22"/>
+        </w:rPr>
+        <w:t>0</w:t>
       </w:r>
       <w:r>
         <w:rPr>
@@ -3320,7 +3482,7 @@
     <w:sectPr>
       <w:footerReference w:type="even" r:id="rId7"/>
       <w:pgSz w:w="11909" w:h="16834" w:code="9"/>
-      <w:pgMar w:top="851" w:right="992" w:bottom="709" w:left="1418" w:header="720" w:footer="720" w:gutter="0"/>
+      <w:pgMar w:top="1134" w:right="1136" w:bottom="709" w:left="1418" w:header="720" w:footer="720" w:gutter="0"/>
       <w:cols w:space="720"/>
       <w:docGrid w:linePitch="328"/>
     </w:sectPr>
@@ -3329,7 +3491,7 @@
 </file>
 
 <file path=word/endnotes.xml><?xml version="1.0" encoding="utf-8"?>
-<w:endnotes xmlns:wpc="http://schemas.microsoft.com/office/word/2010/wordprocessingCanvas" xmlns:cx="http://schemas.microsoft.com/office/drawing/2014/chartex" xmlns:cx1="http://schemas.microsoft.com/office/drawing/2015/9/8/chartex" xmlns:cx2="http://schemas.microsoft.com/office/drawing/2015/10/21/chartex" xmlns:cx3="http://schemas.microsoft.com/office/drawing/2016/5/9/chartex" xmlns:cx4="http://schemas.microsoft.com/office/drawing/2016/5/10/chartex" xmlns:cx5="http://schemas.microsoft.com/office/drawing/2016/5/11/chartex" xmlns:cx6="http://schemas.microsoft.com/office/drawing/2016/5/12/chartex" xmlns:cx7="http://schemas.microsoft.com/office/drawing/2016/5/13/chartex" xmlns:cx8="http://schemas.microsoft.com/office/drawing/2016/5/14/chartex" xmlns:mc="http://schemas.openxmlformats.org/markup-compatibility/2006" xmlns:aink="http://schemas.microsoft.com/office/drawing/2016/ink" xmlns:am3d="http://schemas.microsoft.com/office/drawing/2017/model3d" xmlns:o="urn:schemas-microsoft-com:office:office" xmlns:r="http://schemas.openxmlformats.org/officeDocument/2006/relationships" xmlns:m="http://schemas.openxmlformats.org/officeDocument/2006/math" xmlns:v="urn:schemas-microsoft-com:vml" xmlns:wp14="http://schemas.microsoft.com/office/word/2010/wordprocessingDrawing" xmlns:wp="http://schemas.openxmlformats.org/drawingml/2006/wordprocessingDrawing" xmlns:w10="urn:schemas-microsoft-com:office:word" xmlns:w="http://schemas.openxmlformats.org/wordprocessingml/2006/main" xmlns:w14="http://schemas.microsoft.com/office/word/2010/wordml" xmlns:w15="http://schemas.microsoft.com/office/word/2012/wordml" xmlns:w16cex="http://schemas.microsoft.com/office/word/2018/wordml/cex" xmlns:w16cid="http://schemas.microsoft.com/office/word/2016/wordml/cid" xmlns:w16="http://schemas.microsoft.com/office/word/2018/wordml" xmlns:w16sdtdh="http://schemas.microsoft.com/office/word/2020/wordml/sdtdatahash" xmlns:w16se="http://schemas.microsoft.com/office/word/2015/wordml/symex" xmlns:wpg="http://schemas.microsoft.com/office/word/2010/wordprocessingGroup" xmlns:wpi="http://schemas.microsoft.com/office/word/2010/wordprocessingInk" xmlns:wne="http://schemas.microsoft.com/office/word/2006/wordml" xmlns:wps="http://schemas.microsoft.com/office/word/2010/wordprocessingShape" mc:Ignorable="w14 w15 w16se w16cid w16 w16cex w16sdtdh wp14">
+<w:endnotes xmlns:wpc="http://schemas.microsoft.com/office/word/2010/wordprocessingCanvas" xmlns:cx="http://schemas.microsoft.com/office/drawing/2014/chartex" xmlns:cx1="http://schemas.microsoft.com/office/drawing/2015/9/8/chartex" xmlns:cx2="http://schemas.microsoft.com/office/drawing/2015/10/21/chartex" xmlns:cx3="http://schemas.microsoft.com/office/drawing/2016/5/9/chartex" xmlns:cx4="http://schemas.microsoft.com/office/drawing/2016/5/10/chartex" xmlns:cx5="http://schemas.microsoft.com/office/drawing/2016/5/11/chartex" xmlns:cx6="http://schemas.microsoft.com/office/drawing/2016/5/12/chartex" xmlns:cx7="http://schemas.microsoft.com/office/drawing/2016/5/13/chartex" xmlns:cx8="http://schemas.microsoft.com/office/drawing/2016/5/14/chartex" xmlns:mc="http://schemas.openxmlformats.org/markup-compatibility/2006" xmlns:aink="http://schemas.microsoft.com/office/drawing/2016/ink" xmlns:am3d="http://schemas.microsoft.com/office/drawing/2017/model3d" xmlns:o="urn:schemas-microsoft-com:office:office" xmlns:oel="http://schemas.microsoft.com/office/2019/extlst" xmlns:r="http://schemas.openxmlformats.org/officeDocument/2006/relationships" xmlns:m="http://schemas.openxmlformats.org/officeDocument/2006/math" xmlns:v="urn:schemas-microsoft-com:vml" xmlns:wp14="http://schemas.microsoft.com/office/word/2010/wordprocessingDrawing" xmlns:wp="http://schemas.openxmlformats.org/drawingml/2006/wordprocessingDrawing" xmlns:w10="urn:schemas-microsoft-com:office:word" xmlns:w="http://schemas.openxmlformats.org/wordprocessingml/2006/main" xmlns:w14="http://schemas.microsoft.com/office/word/2010/wordml" xmlns:w15="http://schemas.microsoft.com/office/word/2012/wordml" xmlns:w16cex="http://schemas.microsoft.com/office/word/2018/wordml/cex" xmlns:w16cid="http://schemas.microsoft.com/office/word/2016/wordml/cid" xmlns:w16="http://schemas.microsoft.com/office/word/2018/wordml" xmlns:w16du="http://schemas.microsoft.com/office/word/2023/wordml/word16du" xmlns:w16sdtdh="http://schemas.microsoft.com/office/word/2020/wordml/sdtdatahash" xmlns:w16sdtfl="http://schemas.microsoft.com/office/word/2024/wordml/sdtformatlock" xmlns:w16se="http://schemas.microsoft.com/office/word/2015/wordml/symex" xmlns:wpg="http://schemas.microsoft.com/office/word/2010/wordprocessingGroup" xmlns:wpi="http://schemas.microsoft.com/office/word/2010/wordprocessingInk" xmlns:wne="http://schemas.microsoft.com/office/word/2006/wordml" xmlns:wps="http://schemas.microsoft.com/office/word/2010/wordprocessingShape" mc:Ignorable="w14 w15 w16se w16cid w16 w16cex w16sdtdh w16sdtfl w16du wp14">
   <w:endnote w:type="separator" w:id="-1">
     <w:p>
       <w:r>
@@ -3348,7 +3510,7 @@
 </file>
 
 <file path=word/footer1.xml><?xml version="1.0" encoding="utf-8"?>
-<w:ftr xmlns:wpc="http://schemas.microsoft.com/office/word/2010/wordprocessingCanvas" xmlns:cx="http://schemas.microsoft.com/office/drawing/2014/chartex" xmlns:cx1="http://schemas.microsoft.com/office/drawing/2015/9/8/chartex" xmlns:cx2="http://schemas.microsoft.com/office/drawing/2015/10/21/chartex" xmlns:cx3="http://schemas.microsoft.com/office/drawing/2016/5/9/chartex" xmlns:cx4="http://schemas.microsoft.com/office/drawing/2016/5/10/chartex" xmlns:cx5="http://schemas.microsoft.com/office/drawing/2016/5/11/chartex" xmlns:cx6="http://schemas.microsoft.com/office/drawing/2016/5/12/chartex" xmlns:cx7="http://schemas.microsoft.com/office/drawing/2016/5/13/chartex" xmlns:cx8="http://schemas.microsoft.com/office/drawing/2016/5/14/chartex" xmlns:mc="http://schemas.openxmlformats.org/markup-compatibility/2006" xmlns:aink="http://schemas.microsoft.com/office/drawing/2016/ink" xmlns:am3d="http://schemas.microsoft.com/office/drawing/2017/model3d" xmlns:o="urn:schemas-microsoft-com:office:office" xmlns:r="http://schemas.openxmlformats.org/officeDocument/2006/relationships" xmlns:m="http://schemas.openxmlformats.org/officeDocument/2006/math" xmlns:v="urn:schemas-microsoft-com:vml" xmlns:wp14="http://schemas.microsoft.com/office/word/2010/wordprocessingDrawing" xmlns:wp="http://schemas.openxmlformats.org/drawingml/2006/wordprocessingDrawing" xmlns:w10="urn:schemas-microsoft-com:office:word" xmlns:w="http://schemas.openxmlformats.org/wordprocessingml/2006/main" xmlns:w14="http://schemas.microsoft.com/office/word/2010/wordml" xmlns:w15="http://schemas.microsoft.com/office/word/2012/wordml" xmlns:w16cex="http://schemas.microsoft.com/office/word/2018/wordml/cex" xmlns:w16cid="http://schemas.microsoft.com/office/word/2016/wordml/cid" xmlns:w16="http://schemas.microsoft.com/office/word/2018/wordml" xmlns:w16sdtdh="http://schemas.microsoft.com/office/word/2020/wordml/sdtdatahash" xmlns:w16se="http://schemas.microsoft.com/office/word/2015/wordml/symex" xmlns:wpg="http://schemas.microsoft.com/office/word/2010/wordprocessingGroup" xmlns:wpi="http://schemas.microsoft.com/office/word/2010/wordprocessingInk" xmlns:wne="http://schemas.microsoft.com/office/word/2006/wordml" xmlns:wps="http://schemas.microsoft.com/office/word/2010/wordprocessingShape" mc:Ignorable="w14 w15 w16se w16cid w16 w16cex w16sdtdh wp14">
+<w:ftr xmlns:wpc="http://schemas.microsoft.com/office/word/2010/wordprocessingCanvas" xmlns:cx="http://schemas.microsoft.com/office/drawing/2014/chartex" xmlns:cx1="http://schemas.microsoft.com/office/drawing/2015/9/8/chartex" xmlns:cx2="http://schemas.microsoft.com/office/drawing/2015/10/21/chartex" xmlns:cx3="http://schemas.microsoft.com/office/drawing/2016/5/9/chartex" xmlns:cx4="http://schemas.microsoft.com/office/drawing/2016/5/10/chartex" xmlns:cx5="http://schemas.microsoft.com/office/drawing/2016/5/11/chartex" xmlns:cx6="http://schemas.microsoft.com/office/drawing/2016/5/12/chartex" xmlns:cx7="http://schemas.microsoft.com/office/drawing/2016/5/13/chartex" xmlns:cx8="http://schemas.microsoft.com/office/drawing/2016/5/14/chartex" xmlns:mc="http://schemas.openxmlformats.org/markup-compatibility/2006" xmlns:aink="http://schemas.microsoft.com/office/drawing/2016/ink" xmlns:am3d="http://schemas.microsoft.com/office/drawing/2017/model3d" xmlns:o="urn:schemas-microsoft-com:office:office" xmlns:oel="http://schemas.microsoft.com/office/2019/extlst" xmlns:r="http://schemas.openxmlformats.org/officeDocument/2006/relationships" xmlns:m="http://schemas.openxmlformats.org/officeDocument/2006/math" xmlns:v="urn:schemas-microsoft-com:vml" xmlns:wp14="http://schemas.microsoft.com/office/word/2010/wordprocessingDrawing" xmlns:wp="http://schemas.openxmlformats.org/drawingml/2006/wordprocessingDrawing" xmlns:w10="urn:schemas-microsoft-com:office:word" xmlns:w="http://schemas.openxmlformats.org/wordprocessingml/2006/main" xmlns:w14="http://schemas.microsoft.com/office/word/2010/wordml" xmlns:w15="http://schemas.microsoft.com/office/word/2012/wordml" xmlns:w16cex="http://schemas.microsoft.com/office/word/2018/wordml/cex" xmlns:w16cid="http://schemas.microsoft.com/office/word/2016/wordml/cid" xmlns:w16="http://schemas.microsoft.com/office/word/2018/wordml" xmlns:w16du="http://schemas.microsoft.com/office/word/2023/wordml/word16du" xmlns:w16sdtdh="http://schemas.microsoft.com/office/word/2020/wordml/sdtdatahash" xmlns:w16sdtfl="http://schemas.microsoft.com/office/word/2024/wordml/sdtformatlock" xmlns:w16se="http://schemas.microsoft.com/office/word/2015/wordml/symex" xmlns:wpg="http://schemas.microsoft.com/office/word/2010/wordprocessingGroup" xmlns:wpi="http://schemas.microsoft.com/office/word/2010/wordprocessingInk" xmlns:wne="http://schemas.microsoft.com/office/word/2006/wordml" xmlns:wps="http://schemas.microsoft.com/office/word/2010/wordprocessingShape" mc:Ignorable="w14 w15 w16se w16cid w16 w16cex w16sdtdh w16sdtfl w16du wp14">
   <w:p>
     <w:pPr>
       <w:pStyle w:val="Footer"/>
@@ -3385,7 +3547,7 @@
 </file>
 
 <file path=word/footnotes.xml><?xml version="1.0" encoding="utf-8"?>
-<w:footnotes xmlns:wpc="http://schemas.microsoft.com/office/word/2010/wordprocessingCanvas" xmlns:cx="http://schemas.microsoft.com/office/drawing/2014/chartex" xmlns:cx1="http://schemas.microsoft.com/office/drawing/2015/9/8/chartex" xmlns:cx2="http://schemas.microsoft.com/office/drawing/2015/10/21/chartex" xmlns:cx3="http://schemas.microsoft.com/office/drawing/2016/5/9/chartex" xmlns:cx4="http://schemas.microsoft.com/office/drawing/2016/5/10/chartex" xmlns:cx5="http://schemas.microsoft.com/office/drawing/2016/5/11/chartex" xmlns:cx6="http://schemas.microsoft.com/office/drawing/2016/5/12/chartex" xmlns:cx7="http://schemas.microsoft.com/office/drawing/2016/5/13/chartex" xmlns:cx8="http://schemas.microsoft.com/office/drawing/2016/5/14/chartex" xmlns:mc="http://schemas.openxmlformats.org/markup-compatibility/2006" xmlns:aink="http://schemas.microsoft.com/office/drawing/2016/ink" xmlns:am3d="http://schemas.microsoft.com/office/drawing/2017/model3d" xmlns:o="urn:schemas-microsoft-com:office:office" xmlns:r="http://schemas.openxmlformats.org/officeDocument/2006/relationships" xmlns:m="http://schemas.openxmlformats.org/officeDocument/2006/math" xmlns:v="urn:schemas-microsoft-com:vml" xmlns:wp14="http://schemas.microsoft.com/office/word/2010/wordprocessingDrawing" xmlns:wp="http://schemas.openxmlformats.org/drawingml/2006/wordprocessingDrawing" xmlns:w10="urn:schemas-microsoft-com:office:word" xmlns:w="http://schemas.openxmlformats.org/wordprocessingml/2006/main" xmlns:w14="http://schemas.microsoft.com/office/word/2010/wordml" xmlns:w15="http://schemas.microsoft.com/office/word/2012/wordml" xmlns:w16cex="http://schemas.microsoft.com/office/word/2018/wordml/cex" xmlns:w16cid="http://schemas.microsoft.com/office/word/2016/wordml/cid" xmlns:w16="http://schemas.microsoft.com/office/word/2018/wordml" xmlns:w16sdtdh="http://schemas.microsoft.com/office/word/2020/wordml/sdtdatahash" xmlns:w16se="http://schemas.microsoft.com/office/word/2015/wordml/symex" xmlns:wpg="http://schemas.microsoft.com/office/word/2010/wordprocessingGroup" xmlns:wpi="http://schemas.microsoft.com/office/word/2010/wordprocessingInk" xmlns:wne="http://schemas.microsoft.com/office/word/2006/wordml" xmlns:wps="http://schemas.microsoft.com/office/word/2010/wordprocessingShape" mc:Ignorable="w14 w15 w16se w16cid w16 w16cex w16sdtdh wp14">
+<w:footnotes xmlns:wpc="http://schemas.microsoft.com/office/word/2010/wordprocessingCanvas" xmlns:cx="http://schemas.microsoft.com/office/drawing/2014/chartex" xmlns:cx1="http://schemas.microsoft.com/office/drawing/2015/9/8/chartex" xmlns:cx2="http://schemas.microsoft.com/office/drawing/2015/10/21/chartex" xmlns:cx3="http://schemas.microsoft.com/office/drawing/2016/5/9/chartex" xmlns:cx4="http://schemas.microsoft.com/office/drawing/2016/5/10/chartex" xmlns:cx5="http://schemas.microsoft.com/office/drawing/2016/5/11/chartex" xmlns:cx6="http://schemas.microsoft.com/office/drawing/2016/5/12/chartex" xmlns:cx7="http://schemas.microsoft.com/office/drawing/2016/5/13/chartex" xmlns:cx8="http://schemas.microsoft.com/office/drawing/2016/5/14/chartex" xmlns:mc="http://schemas.openxmlformats.org/markup-compatibility/2006" xmlns:aink="http://schemas.microsoft.com/office/drawing/2016/ink" xmlns:am3d="http://schemas.microsoft.com/office/drawing/2017/model3d" xmlns:o="urn:schemas-microsoft-com:office:office" xmlns:oel="http://schemas.microsoft.com/office/2019/extlst" xmlns:r="http://schemas.openxmlformats.org/officeDocument/2006/relationships" xmlns:m="http://schemas.openxmlformats.org/officeDocument/2006/math" xmlns:v="urn:schemas-microsoft-com:vml" xmlns:wp14="http://schemas.microsoft.com/office/word/2010/wordprocessingDrawing" xmlns:wp="http://schemas.openxmlformats.org/drawingml/2006/wordprocessingDrawing" xmlns:w10="urn:schemas-microsoft-com:office:word" xmlns:w="http://schemas.openxmlformats.org/wordprocessingml/2006/main" xmlns:w14="http://schemas.microsoft.com/office/word/2010/wordml" xmlns:w15="http://schemas.microsoft.com/office/word/2012/wordml" xmlns:w16cex="http://schemas.microsoft.com/office/word/2018/wordml/cex" xmlns:w16cid="http://schemas.microsoft.com/office/word/2016/wordml/cid" xmlns:w16="http://schemas.microsoft.com/office/word/2018/wordml" xmlns:w16du="http://schemas.microsoft.com/office/word/2023/wordml/word16du" xmlns:w16sdtdh="http://schemas.microsoft.com/office/word/2020/wordml/sdtdatahash" xmlns:w16sdtfl="http://schemas.microsoft.com/office/word/2024/wordml/sdtformatlock" xmlns:w16se="http://schemas.microsoft.com/office/word/2015/wordml/symex" xmlns:wpg="http://schemas.microsoft.com/office/word/2010/wordprocessingGroup" xmlns:wpi="http://schemas.microsoft.com/office/word/2010/wordprocessingInk" xmlns:wne="http://schemas.microsoft.com/office/word/2006/wordml" xmlns:wps="http://schemas.microsoft.com/office/word/2010/wordprocessingShape" mc:Ignorable="w14 w15 w16se w16cid w16 w16cex w16sdtdh w16sdtfl w16du wp14">
   <w:footnote w:type="separator" w:id="-1">
     <w:p>
       <w:r>
@@ -3404,7 +3566,7 @@
 </file>
 
 <file path=word/numbering.xml><?xml version="1.0" encoding="utf-8"?>
-<w:numbering xmlns:wpc="http://schemas.microsoft.com/office/word/2010/wordprocessingCanvas" xmlns:cx="http://schemas.microsoft.com/office/drawing/2014/chartex" xmlns:cx1="http://schemas.microsoft.com/office/drawing/2015/9/8/chartex" xmlns:cx2="http://schemas.microsoft.com/office/drawing/2015/10/21/chartex" xmlns:cx3="http://schemas.microsoft.com/office/drawing/2016/5/9/chartex" xmlns:cx4="http://schemas.microsoft.com/office/drawing/2016/5/10/chartex" xmlns:cx5="http://schemas.microsoft.com/office/drawing/2016/5/11/chartex" xmlns:cx6="http://schemas.microsoft.com/office/drawing/2016/5/12/chartex" xmlns:cx7="http://schemas.microsoft.com/office/drawing/2016/5/13/chartex" xmlns:cx8="http://schemas.microsoft.com/office/drawing/2016/5/14/chartex" xmlns:mc="http://schemas.openxmlformats.org/markup-compatibility/2006" xmlns:aink="http://schemas.microsoft.com/office/drawing/2016/ink" xmlns:am3d="http://schemas.microsoft.com/office/drawing/2017/model3d" xmlns:o="urn:schemas-microsoft-com:office:office" xmlns:r="http://schemas.openxmlformats.org/officeDocument/2006/relationships" xmlns:m="http://schemas.openxmlformats.org/officeDocument/2006/math" xmlns:v="urn:schemas-microsoft-com:vml" xmlns:wp14="http://schemas.microsoft.com/office/word/2010/wordprocessingDrawing" xmlns:wp="http://schemas.openxmlformats.org/drawingml/2006/wordprocessingDrawing" xmlns:w10="urn:schemas-microsoft-com:office:word" xmlns:w="http://schemas.openxmlformats.org/wordprocessingml/2006/main" xmlns:w14="http://schemas.microsoft.com/office/word/2010/wordml" xmlns:w15="http://schemas.microsoft.com/office/word/2012/wordml" xmlns:w16cex="http://schemas.microsoft.com/office/word/2018/wordml/cex" xmlns:w16cid="http://schemas.microsoft.com/office/word/2016/wordml/cid" xmlns:w16="http://schemas.microsoft.com/office/word/2018/wordml" xmlns:w16sdtdh="http://schemas.microsoft.com/office/word/2020/wordml/sdtdatahash" xmlns:w16se="http://schemas.microsoft.com/office/word/2015/wordml/symex" xmlns:wpg="http://schemas.microsoft.com/office/word/2010/wordprocessingGroup" xmlns:wpi="http://schemas.microsoft.com/office/word/2010/wordprocessingInk" xmlns:wne="http://schemas.microsoft.com/office/word/2006/wordml" xmlns:wps="http://schemas.microsoft.com/office/word/2010/wordprocessingShape" mc:Ignorable="w14 w15 w16se w16cid w16 w16cex w16sdtdh wp14">
+<w:numbering xmlns:wpc="http://schemas.microsoft.com/office/word/2010/wordprocessingCanvas" xmlns:cx="http://schemas.microsoft.com/office/drawing/2014/chartex" xmlns:cx1="http://schemas.microsoft.com/office/drawing/2015/9/8/chartex" xmlns:cx2="http://schemas.microsoft.com/office/drawing/2015/10/21/chartex" xmlns:cx3="http://schemas.microsoft.com/office/drawing/2016/5/9/chartex" xmlns:cx4="http://schemas.microsoft.com/office/drawing/2016/5/10/chartex" xmlns:cx5="http://schemas.microsoft.com/office/drawing/2016/5/11/chartex" xmlns:cx6="http://schemas.microsoft.com/office/drawing/2016/5/12/chartex" xmlns:cx7="http://schemas.microsoft.com/office/drawing/2016/5/13/chartex" xmlns:cx8="http://schemas.microsoft.com/office/drawing/2016/5/14/chartex" xmlns:mc="http://schemas.openxmlformats.org/markup-compatibility/2006" xmlns:aink="http://schemas.microsoft.com/office/drawing/2016/ink" xmlns:am3d="http://schemas.microsoft.com/office/drawing/2017/model3d" xmlns:o="urn:schemas-microsoft-com:office:office" xmlns:oel="http://schemas.microsoft.com/office/2019/extlst" xmlns:r="http://schemas.openxmlformats.org/officeDocument/2006/relationships" xmlns:m="http://schemas.openxmlformats.org/officeDocument/2006/math" xmlns:v="urn:schemas-microsoft-com:vml" xmlns:wp14="http://schemas.microsoft.com/office/word/2010/wordprocessingDrawing" xmlns:wp="http://schemas.openxmlformats.org/drawingml/2006/wordprocessingDrawing" xmlns:w10="urn:schemas-microsoft-com:office:word" xmlns:w="http://schemas.openxmlformats.org/wordprocessingml/2006/main" xmlns:w14="http://schemas.microsoft.com/office/word/2010/wordml" xmlns:w15="http://schemas.microsoft.com/office/word/2012/wordml" xmlns:w16cex="http://schemas.microsoft.com/office/word/2018/wordml/cex" xmlns:w16cid="http://schemas.microsoft.com/office/word/2016/wordml/cid" xmlns:w16="http://schemas.microsoft.com/office/word/2018/wordml" xmlns:w16du="http://schemas.microsoft.com/office/word/2023/wordml/word16du" xmlns:w16sdtdh="http://schemas.microsoft.com/office/word/2020/wordml/sdtdatahash" xmlns:w16sdtfl="http://schemas.microsoft.com/office/word/2024/wordml/sdtformatlock" xmlns:w16se="http://schemas.microsoft.com/office/word/2015/wordml/symex" xmlns:wpg="http://schemas.microsoft.com/office/word/2010/wordprocessingGroup" xmlns:wpi="http://schemas.microsoft.com/office/word/2010/wordprocessingInk" xmlns:wne="http://schemas.microsoft.com/office/word/2006/wordml" xmlns:wps="http://schemas.microsoft.com/office/word/2010/wordprocessingShape" mc:Ignorable="w14 w15 w16se w16cid w16 w16cex w16sdtdh w16sdtfl w16du wp14">
   <w:abstractNum w:abstractNumId="0" w15:restartNumberingAfterBreak="0">
     <w:nsid w:val="0B224E16"/>
     <w:multiLevelType w:val="hybridMultilevel"/>
@@ -4461,41 +4623,41 @@
       </w:pPr>
     </w:lvl>
   </w:abstractNum>
-  <w:num w:numId="1">
+  <w:num w:numId="1" w16cid:durableId="1927299518">
     <w:abstractNumId w:val="5"/>
   </w:num>
-  <w:num w:numId="2">
+  <w:num w:numId="2" w16cid:durableId="1633366130">
     <w:abstractNumId w:val="8"/>
   </w:num>
-  <w:num w:numId="3">
+  <w:num w:numId="3" w16cid:durableId="630210657">
     <w:abstractNumId w:val="1"/>
   </w:num>
-  <w:num w:numId="4">
+  <w:num w:numId="4" w16cid:durableId="1105199661">
     <w:abstractNumId w:val="4"/>
   </w:num>
-  <w:num w:numId="5">
+  <w:num w:numId="5" w16cid:durableId="1009871656">
     <w:abstractNumId w:val="3"/>
   </w:num>
-  <w:num w:numId="6">
+  <w:num w:numId="6" w16cid:durableId="1742752747">
     <w:abstractNumId w:val="7"/>
   </w:num>
-  <w:num w:numId="7">
+  <w:num w:numId="7" w16cid:durableId="556356581">
     <w:abstractNumId w:val="0"/>
   </w:num>
-  <w:num w:numId="8">
+  <w:num w:numId="8" w16cid:durableId="114639492">
     <w:abstractNumId w:val="6"/>
   </w:num>
-  <w:num w:numId="9">
+  <w:num w:numId="9" w16cid:durableId="1300695121">
     <w:abstractNumId w:val="2"/>
   </w:num>
-  <w:num w:numId="10">
+  <w:num w:numId="10" w16cid:durableId="387991797">
     <w:abstractNumId w:val="4"/>
   </w:num>
 </w:numbering>
 </file>
 
 <file path=word/styles.xml><?xml version="1.0" encoding="utf-8"?>
-<w:styles xmlns:mc="http://schemas.openxmlformats.org/markup-compatibility/2006" xmlns:r="http://schemas.openxmlformats.org/officeDocument/2006/relationships" xmlns:w="http://schemas.openxmlformats.org/wordprocessingml/2006/main" xmlns:w14="http://schemas.microsoft.com/office/word/2010/wordml" xmlns:w15="http://schemas.microsoft.com/office/word/2012/wordml" xmlns:w16cex="http://schemas.microsoft.com/office/word/2018/wordml/cex" xmlns:w16cid="http://schemas.microsoft.com/office/word/2016/wordml/cid" xmlns:w16="http://schemas.microsoft.com/office/word/2018/wordml" xmlns:w16sdtdh="http://schemas.microsoft.com/office/word/2020/wordml/sdtdatahash" xmlns:w16se="http://schemas.microsoft.com/office/word/2015/wordml/symex" mc:Ignorable="w14 w15 w16se w16cid w16 w16cex w16sdtdh">
+<w:styles xmlns:mc="http://schemas.openxmlformats.org/markup-compatibility/2006" xmlns:r="http://schemas.openxmlformats.org/officeDocument/2006/relationships" xmlns:w="http://schemas.openxmlformats.org/wordprocessingml/2006/main" xmlns:w14="http://schemas.microsoft.com/office/word/2010/wordml" xmlns:w15="http://schemas.microsoft.com/office/word/2012/wordml" xmlns:w16cex="http://schemas.microsoft.com/office/word/2018/wordml/cex" xmlns:w16cid="http://schemas.microsoft.com/office/word/2016/wordml/cid" xmlns:w16="http://schemas.microsoft.com/office/word/2018/wordml" xmlns:w16du="http://schemas.microsoft.com/office/word/2023/wordml/word16du" xmlns:w16sdtdh="http://schemas.microsoft.com/office/word/2020/wordml/sdtdatahash" xmlns:w16sdtfl="http://schemas.microsoft.com/office/word/2024/wordml/sdtformatlock" xmlns:w16se="http://schemas.microsoft.com/office/word/2015/wordml/symex" mc:Ignorable="w14 w15 w16se w16cid w16 w16cex w16sdtdh w16sdtfl w16du">
   <w:docDefaults>
     <w:rPrDefault>
       <w:rPr>

--- a/static/media/4.qd_ktr_giai_the.docx
+++ b/static/media/4.qd_ktr_giai_the.docx
@@ -1007,7 +1007,14 @@
           <w:i/>
           <w:color w:val="auto"/>
         </w:rPr>
-        <w:t>n cứ &lt;tham_quyen_ky&gt; của Chi cục Thuế khu vực XI về việc giao cho Phó Chi cục tr</w:t>
+        <w:t xml:space="preserve">n cứ &lt;tham_quyen_ky&gt; của </w:t>
+      </w:r>
+      <w:r>
+        <w:rPr>
+          <w:i/>
+          <w:color w:val="auto"/>
+        </w:rPr>
+        <w:t>Thuế tỉnh Quảng Trị về việc phân công lĩnh vực phụ trách và ủy quyền ký v</w:t>
       </w:r>
       <w:r>
         <w:rPr>
@@ -1015,14 +1022,21 @@
           <w:i/>
           <w:color w:val="auto"/>
         </w:rPr>
-        <w:t>ư</w:t>
-      </w:r>
-      <w:r>
-        <w:rPr>
-          <w:i/>
-          <w:color w:val="auto"/>
-        </w:rPr>
-        <w:t xml:space="preserve">ởng Chi cục Thuế </w:t>
+        <w:t>ă</w:t>
+      </w:r>
+      <w:r>
+        <w:rPr>
+          <w:i/>
+          <w:color w:val="auto"/>
+        </w:rPr>
+        <w:t>n</w:t>
+      </w:r>
+      <w:r>
+        <w:rPr>
+          <w:i/>
+          <w:color w:val="auto"/>
+        </w:rPr>
+        <w:t xml:space="preserve"> bản của các </w:t>
       </w:r>
       <w:r>
         <w:rPr>
@@ -1030,14 +1044,14 @@
           <w:i/>
           <w:color w:val="auto"/>
         </w:rPr>
-        <w:t>đư</w:t>
-      </w:r>
-      <w:r>
-        <w:rPr>
-          <w:i/>
-          <w:color w:val="auto"/>
-        </w:rPr>
-        <w:t>ợc ký thay một số v</w:t>
+        <w:t>đ</w:t>
+      </w:r>
+      <w:r>
+        <w:rPr>
+          <w:i/>
+          <w:color w:val="auto"/>
+        </w:rPr>
+        <w:t xml:space="preserve">ồng chí Lãnh </w:t>
       </w:r>
       <w:r>
         <w:rPr>
@@ -1045,29 +1059,21 @@
           <w:i/>
           <w:color w:val="auto"/>
         </w:rPr>
-        <w:t>ă</w:t>
-      </w:r>
-      <w:r>
-        <w:rPr>
-          <w:i/>
-          <w:color w:val="auto"/>
-        </w:rPr>
-        <w:t>n bản thuộc thẩm quyền của Chi cục tr</w:t>
-      </w:r>
-      <w:r>
-        <w:rPr>
-          <w:rFonts w:hint="eastAsia"/>
-          <w:i/>
-          <w:color w:val="auto"/>
-        </w:rPr>
-        <w:t>ư</w:t>
-      </w:r>
-      <w:r>
-        <w:rPr>
-          <w:i/>
-          <w:color w:val="auto"/>
-        </w:rPr>
-        <w:t>ởng Chi cục Thuế;</w:t>
+        <w:t>đ</w:t>
+      </w:r>
+      <w:r>
+        <w:rPr>
+          <w:i/>
+          <w:color w:val="auto"/>
+        </w:rPr>
+        <w:t>ạo Thuế tỉnh</w:t>
+      </w:r>
+      <w:r>
+        <w:rPr>
+          <w:i/>
+          <w:color w:val="auto"/>
+        </w:rPr>
+        <w:t>;</w:t>
       </w:r>
     </w:p>
     <w:p>

--- a/static/media/4.qd_ktr_giai_the.docx
+++ b/static/media/4.qd_ktr_giai_the.docx
@@ -1194,6 +1194,13 @@
           <w:color w:val="000000" w:themeColor="text1"/>
         </w:rPr>
         <w:t>&lt;ld_phong&gt;</w:t>
+      </w:r>
+      <w:r>
+        <w:rPr>
+          <w:i/>
+          <w:color w:val="000000" w:themeColor="text1"/>
+        </w:rPr>
+        <w:t xml:space="preserve"> Phòng</w:t>
       </w:r>
       <w:r>
         <w:rPr>

--- a/static/media/4.qd_ktr_giai_the.docx
+++ b/static/media/4.qd_ktr_giai_the.docx
@@ -602,7 +602,23 @@
           <w:sz w:val="28"/>
           <w:szCs w:val="28"/>
         </w:rPr>
-        <w:t xml:space="preserve"> QUẢNG TRỊ</w:t>
+        <w:t xml:space="preserve"> </w:t>
+      </w:r>
+      <w:r>
+        <w:rPr>
+          <w:rFonts w:ascii="Times New Roman" w:hAnsi="Times New Roman"/>
+          <w:sz w:val="28"/>
+          <w:szCs w:val="28"/>
+        </w:rPr>
+        <w:t xml:space="preserve">TỈNH </w:t>
+      </w:r>
+      <w:r>
+        <w:rPr>
+          <w:rFonts w:ascii="Times New Roman" w:hAnsi="Times New Roman"/>
+          <w:sz w:val="28"/>
+          <w:szCs w:val="28"/>
+        </w:rPr>
+        <w:t>QUẢNG TRỊ</w:t>
       </w:r>
     </w:p>
     <w:p>

--- a/static/media/4.qd_ktr_giai_the.docx
+++ b/static/media/4.qd_ktr_giai_the.docx
@@ -416,12 +416,11 @@
           <w:rFonts w:ascii="Times New Roman" w:hAnsi="Times New Roman"/>
           <w:b w:val="0"/>
           <w:i/>
-          <w:color w:val="FFFFFF" w:themeColor="background1"/>
           <w:sz w:val="28"/>
           <w:szCs w:val="28"/>
           <w:lang w:val="nl-NL"/>
         </w:rPr>
-        <w:t>9999</w:t>
+        <w:t>&lt;nam_kh_tkt&gt;</w:t>
       </w:r>
     </w:p>
     <w:p>
@@ -777,7 +776,7 @@
           <w:i/>
           <w:color w:val="auto"/>
         </w:rPr>
-        <w:t xml:space="preserve">n cứ Quyết </w:t>
+        <w:t>n cứ &lt;qd_tkt_tct&gt; của Tổng cục Thuế về việc giao chỉ tiêu nhiệm vụ thanh tra thuế và kiểm tra thuế tại trụ sở ng</w:t>
       </w:r>
       <w:r>
         <w:rPr>
@@ -785,14 +784,14 @@
           <w:i/>
           <w:color w:val="auto"/>
         </w:rPr>
-        <w:t>đ</w:t>
-      </w:r>
-      <w:r>
-        <w:rPr>
-          <w:i/>
-          <w:color w:val="auto"/>
-        </w:rPr>
-        <w:t>ịnh số 1376/Q</w:t>
+        <w:t>ư</w:t>
+      </w:r>
+      <w:r>
+        <w:rPr>
+          <w:i/>
+          <w:color w:val="auto"/>
+        </w:rPr>
+        <w:t>ời nộp thuế n</w:t>
       </w:r>
       <w:r>
         <w:rPr>
@@ -800,51 +799,6 @@
           <w:i/>
           <w:color w:val="auto"/>
         </w:rPr>
-        <w:t>Đ</w:t>
-      </w:r>
-      <w:r>
-        <w:rPr>
-          <w:i/>
-          <w:color w:val="auto"/>
-        </w:rPr>
-        <w:t>-CT ngày 30/6/2025 của Cục tr</w:t>
-      </w:r>
-      <w:r>
-        <w:rPr>
-          <w:rFonts w:hint="eastAsia"/>
-          <w:i/>
-          <w:color w:val="auto"/>
-        </w:rPr>
-        <w:t>ư</w:t>
-      </w:r>
-      <w:r>
-        <w:rPr>
-          <w:i/>
-          <w:color w:val="auto"/>
-        </w:rPr>
-        <w:t xml:space="preserve">ởng Cục Thuế về việc ban hành quy </w:t>
-      </w:r>
-      <w:r>
-        <w:rPr>
-          <w:rFonts w:hint="eastAsia"/>
-          <w:i/>
-          <w:color w:val="auto"/>
-        </w:rPr>
-        <w:t>đ</w:t>
-      </w:r>
-      <w:r>
-        <w:rPr>
-          <w:i/>
-          <w:color w:val="auto"/>
-        </w:rPr>
-        <w:t>ịnh chức n</w:t>
-      </w:r>
-      <w:r>
-        <w:rPr>
-          <w:rFonts w:hint="eastAsia"/>
-          <w:i/>
-          <w:color w:val="auto"/>
-        </w:rPr>
         <w:t>ă</w:t>
       </w:r>
       <w:r>
@@ -852,22 +806,7 @@
           <w:i/>
           <w:color w:val="auto"/>
         </w:rPr>
-        <w:t>ng, nhiệm vụ, quyền hạn và c</w:t>
-      </w:r>
-      <w:r>
-        <w:rPr>
-          <w:rFonts w:hint="eastAsia"/>
-          <w:i/>
-          <w:color w:val="auto"/>
-        </w:rPr>
-        <w:t>ơ</w:t>
-      </w:r>
-      <w:r>
-        <w:rPr>
-          <w:i/>
-          <w:color w:val="auto"/>
-        </w:rPr>
-        <w:t xml:space="preserve"> cấu tổ chức của Thuế tỉnh, thành phố thuộc Cục Thuế;</w:t>
+        <w:t>m &lt;nam_kh_tkt&gt;;</w:t>
       </w:r>
     </w:p>
     <w:p>
@@ -915,7 +854,7 @@
           <w:i/>
           <w:color w:val="auto"/>
         </w:rPr>
-        <w:t>ịnh số 1383/Q</w:t>
+        <w:t>ịnh số 1376/Q</w:t>
       </w:r>
       <w:r>
         <w:rPr>
@@ -930,7 +869,7 @@
           <w:i/>
           <w:color w:val="auto"/>
         </w:rPr>
-        <w:t>-CT ngày 30/06/2025 của Cục tr</w:t>
+        <w:t>-CT ngày 30/6/2025 của Cục tr</w:t>
       </w:r>
       <w:r>
         <w:rPr>
@@ -975,7 +914,7 @@
           <w:i/>
           <w:color w:val="auto"/>
         </w:rPr>
-        <w:t>ng, nhiệm vụ, quyền hạn của V</w:t>
+        <w:t>ng, nhiệm vụ, quyền hạn và c</w:t>
       </w:r>
       <w:r>
         <w:rPr>
@@ -983,14 +922,14 @@
           <w:i/>
           <w:color w:val="auto"/>
         </w:rPr>
-        <w:t>ă</w:t>
-      </w:r>
-      <w:r>
-        <w:rPr>
-          <w:i/>
-          <w:color w:val="auto"/>
-        </w:rPr>
-        <w:t>n phòng, các Phòng thuộc Thuế tỉnh, thành phố;</w:t>
+        <w:t>ơ</w:t>
+      </w:r>
+      <w:r>
+        <w:rPr>
+          <w:i/>
+          <w:color w:val="auto"/>
+        </w:rPr>
+        <w:t xml:space="preserve"> cấu tổ chức của Thuế tỉnh, thành phố thuộc Cục Thuế;</w:t>
       </w:r>
     </w:p>
     <w:p>
@@ -1023,6 +962,129 @@
           <w:i/>
           <w:color w:val="auto"/>
         </w:rPr>
+        <w:t xml:space="preserve">n cứ Quyết </w:t>
+      </w:r>
+      <w:r>
+        <w:rPr>
+          <w:rFonts w:hint="eastAsia"/>
+          <w:i/>
+          <w:color w:val="auto"/>
+        </w:rPr>
+        <w:t>đ</w:t>
+      </w:r>
+      <w:r>
+        <w:rPr>
+          <w:i/>
+          <w:color w:val="auto"/>
+        </w:rPr>
+        <w:t>ịnh số 1383/Q</w:t>
+      </w:r>
+      <w:r>
+        <w:rPr>
+          <w:rFonts w:hint="eastAsia"/>
+          <w:i/>
+          <w:color w:val="auto"/>
+        </w:rPr>
+        <w:t>Đ</w:t>
+      </w:r>
+      <w:r>
+        <w:rPr>
+          <w:i/>
+          <w:color w:val="auto"/>
+        </w:rPr>
+        <w:t>-CT ngày 30/06/2025 của Cục tr</w:t>
+      </w:r>
+      <w:r>
+        <w:rPr>
+          <w:rFonts w:hint="eastAsia"/>
+          <w:i/>
+          <w:color w:val="auto"/>
+        </w:rPr>
+        <w:t>ư</w:t>
+      </w:r>
+      <w:r>
+        <w:rPr>
+          <w:i/>
+          <w:color w:val="auto"/>
+        </w:rPr>
+        <w:t xml:space="preserve">ởng Cục Thuế về việc ban hành quy </w:t>
+      </w:r>
+      <w:r>
+        <w:rPr>
+          <w:rFonts w:hint="eastAsia"/>
+          <w:i/>
+          <w:color w:val="auto"/>
+        </w:rPr>
+        <w:t>đ</w:t>
+      </w:r>
+      <w:r>
+        <w:rPr>
+          <w:i/>
+          <w:color w:val="auto"/>
+        </w:rPr>
+        <w:t>ịnh chức n</w:t>
+      </w:r>
+      <w:r>
+        <w:rPr>
+          <w:rFonts w:hint="eastAsia"/>
+          <w:i/>
+          <w:color w:val="auto"/>
+        </w:rPr>
+        <w:t>ă</w:t>
+      </w:r>
+      <w:r>
+        <w:rPr>
+          <w:i/>
+          <w:color w:val="auto"/>
+        </w:rPr>
+        <w:t>ng, nhiệm vụ, quyền hạn của V</w:t>
+      </w:r>
+      <w:r>
+        <w:rPr>
+          <w:rFonts w:hint="eastAsia"/>
+          <w:i/>
+          <w:color w:val="auto"/>
+        </w:rPr>
+        <w:t>ă</w:t>
+      </w:r>
+      <w:r>
+        <w:rPr>
+          <w:i/>
+          <w:color w:val="auto"/>
+        </w:rPr>
+        <w:t>n phòng, các Phòng thuộc Thuế tỉnh, thành phố;</w:t>
+      </w:r>
+    </w:p>
+    <w:p>
+      <w:pPr>
+        <w:pStyle w:val="BodyTextIndentTimesNewRoman"/>
+        <w:spacing w:line="240" w:lineRule="auto"/>
+        <w:ind w:firstLine="567"/>
+        <w:rPr>
+          <w:i/>
+          <w:color w:val="auto"/>
+        </w:rPr>
+      </w:pPr>
+      <w:r>
+        <w:rPr>
+          <w:i/>
+          <w:color w:val="auto"/>
+        </w:rPr>
+        <w:t>C</w:t>
+      </w:r>
+      <w:r>
+        <w:rPr>
+          <w:rFonts w:hint="eastAsia"/>
+          <w:i/>
+          <w:color w:val="auto"/>
+        </w:rPr>
+        <w:t>ă</w:t>
+      </w:r>
+      <w:r>
+        <w:rPr>
+          <w:i/>
+          <w:color w:val="auto"/>
+        </w:rPr>
         <w:t xml:space="preserve">n cứ &lt;tham_quyen_ky&gt; của </w:t>
       </w:r>
       <w:r>
@@ -1149,7 +1211,7 @@
           <w:i/>
           <w:color w:val="000000" w:themeColor="text1"/>
         </w:rPr>
-        <w:t xml:space="preserve">thuế của Phòng Quản lý, hỗ trợ doanh nghiệp số </w:t>
+        <w:t xml:space="preserve">của Phòng Quản lý, hỗ trợ doanh nghiệp số </w:t>
       </w:r>
       <w:r>
         <w:rPr>

--- a/static/media/4.qd_ktr_giai_the.docx
+++ b/static/media/4.qd_ktr_giai_the.docx
@@ -1157,6 +1157,114 @@
     <w:p>
       <w:pPr>
         <w:pStyle w:val="BodyTextIndentTimesNewRoman"/>
+        <w:spacing w:line="240" w:lineRule="auto"/>
+        <w:ind w:firstLine="567"/>
+        <w:rPr>
+          <w:i/>
+          <w:color w:val="auto"/>
+        </w:rPr>
+      </w:pPr>
+      <w:r>
+        <w:rPr>
+          <w:i/>
+          <w:color w:val="auto"/>
+        </w:rPr>
+        <w:t>C</w:t>
+      </w:r>
+      <w:r>
+        <w:rPr>
+          <w:rFonts w:hint="eastAsia"/>
+          <w:i/>
+          <w:color w:val="auto"/>
+        </w:rPr>
+        <w:t>ă</w:t>
+      </w:r>
+      <w:r>
+        <w:rPr>
+          <w:i/>
+          <w:color w:val="auto"/>
+        </w:rPr>
+        <w:t xml:space="preserve">n cứ Quyết </w:t>
+      </w:r>
+      <w:r>
+        <w:rPr>
+          <w:rFonts w:hint="eastAsia"/>
+          <w:i/>
+          <w:color w:val="auto"/>
+        </w:rPr>
+        <w:t>đ</w:t>
+      </w:r>
+      <w:r>
+        <w:rPr>
+          <w:i/>
+          <w:color w:val="auto"/>
+        </w:rPr>
+        <w:t>ịnh số 193/Q</w:t>
+      </w:r>
+      <w:r>
+        <w:rPr>
+          <w:rFonts w:hint="eastAsia"/>
+          <w:i/>
+          <w:color w:val="auto"/>
+        </w:rPr>
+        <w:t>Đ</w:t>
+      </w:r>
+      <w:r>
+        <w:rPr>
+          <w:i/>
+          <w:color w:val="auto"/>
+        </w:rPr>
+        <w:t>-QTR ngày 29/07/2025 của Thuế tỉnh Quảng Trị về việc ủy quyền ký v</w:t>
+      </w:r>
+      <w:r>
+        <w:rPr>
+          <w:rFonts w:hint="eastAsia"/>
+          <w:i/>
+          <w:color w:val="auto"/>
+        </w:rPr>
+        <w:t>ă</w:t>
+      </w:r>
+      <w:r>
+        <w:rPr>
+          <w:i/>
+          <w:color w:val="auto"/>
+        </w:rPr>
+        <w:t xml:space="preserve">n bản của các </w:t>
+      </w:r>
+      <w:r>
+        <w:rPr>
+          <w:rFonts w:hint="eastAsia"/>
+          <w:i/>
+          <w:color w:val="auto"/>
+        </w:rPr>
+        <w:t>đ</w:t>
+      </w:r>
+      <w:r>
+        <w:rPr>
+          <w:i/>
+          <w:color w:val="auto"/>
+        </w:rPr>
+        <w:t>ồng chí Phó Tr</w:t>
+      </w:r>
+      <w:r>
+        <w:rPr>
+          <w:rFonts w:hint="eastAsia"/>
+          <w:i/>
+          <w:color w:val="auto"/>
+        </w:rPr>
+        <w:t>ư</w:t>
+      </w:r>
+      <w:r>
+        <w:rPr>
+          <w:i/>
+          <w:color w:val="auto"/>
+        </w:rPr>
+        <w:t>ởng Thuế tỉnh;</w:t>
+      </w:r>
+    </w:p>
+    <w:p>
+      <w:pPr>
+        <w:pStyle w:val="BodyTextIndentTimesNewRoman"/>
         <w:spacing w:before="60" w:line="240" w:lineRule="auto"/>
         <w:ind w:firstLine="567"/>
         <w:rPr>
@@ -2682,6 +2790,7 @@
                 <w:sz w:val="28"/>
                 <w:szCs w:val="28"/>
               </w:rPr>
+              <w:lastRenderedPageBreak/>
               <w:t>9.</w:t>
             </w:r>
           </w:p>
@@ -2791,7 +2900,6 @@
         <w:rPr>
           <w:color w:val="auto"/>
         </w:rPr>
-        <w:lastRenderedPageBreak/>
         <w:t xml:space="preserve">Thời </w:t>
       </w:r>
       <w:r>
@@ -5009,7 +5117,6 @@
   <w:style w:type="character" w:default="1" w:styleId="DefaultParagraphFont">
     <w:name w:val="Default Paragraph Font"/>
     <w:uiPriority w:val="1"/>
-    <w:semiHidden/>
     <w:unhideWhenUsed/>
   </w:style>
   <w:style w:type="table" w:default="1" w:styleId="TableNormal">

--- a/static/media/4.qd_ktr_giai_the.docx
+++ b/static/media/4.qd_ktr_giai_the.docx
@@ -5,7 +5,7 @@
     <w:p>
       <w:pPr>
         <w:tabs>
-          <w:tab w:val="center" w:pos="1276"/>
+          <w:tab w:val="center" w:pos="1418"/>
           <w:tab w:val="center" w:pos="6237"/>
         </w:tabs>
         <w:spacing w:line="216" w:lineRule="auto"/>
@@ -48,7 +48,7 @@
     <w:p>
       <w:pPr>
         <w:tabs>
-          <w:tab w:val="center" w:pos="1276"/>
+          <w:tab w:val="center" w:pos="1418"/>
           <w:tab w:val="center" w:pos="6237"/>
         </w:tabs>
         <w:spacing w:line="216" w:lineRule="auto"/>
@@ -57,6 +57,82 @@
           <w:rFonts w:ascii="Times New Roman" w:hAnsi="Times New Roman"/>
         </w:rPr>
       </w:pPr>
+      <w:r>
+        <w:rPr>
+          <w:rFonts w:ascii="Times New Roman" w:hAnsi="Times New Roman"/>
+          <w:noProof/>
+          <w:sz w:val="28"/>
+          <w:szCs w:val="28"/>
+        </w:rPr>
+        <mc:AlternateContent>
+          <mc:Choice Requires="wps">
+            <w:drawing>
+              <wp:anchor distT="0" distB="0" distL="114300" distR="114300" simplePos="0" relativeHeight="251656704" behindDoc="0" locked="0" layoutInCell="1" allowOverlap="1" wp14:anchorId="74214189" wp14:editId="72E95839">
+                <wp:simplePos x="0" y="0"/>
+                <wp:positionH relativeFrom="column">
+                  <wp:posOffset>440690</wp:posOffset>
+                </wp:positionH>
+                <wp:positionV relativeFrom="paragraph">
+                  <wp:posOffset>183515</wp:posOffset>
+                </wp:positionV>
+                <wp:extent cx="918210" cy="0"/>
+                <wp:effectExtent l="0" t="0" r="0" b="0"/>
+                <wp:wrapNone/>
+                <wp:docPr id="2" name="Line 16"/>
+                <wp:cNvGraphicFramePr>
+                  <a:graphicFrameLocks xmlns:a="http://schemas.openxmlformats.org/drawingml/2006/main"/>
+                </wp:cNvGraphicFramePr>
+                <a:graphic xmlns:a="http://schemas.openxmlformats.org/drawingml/2006/main">
+                  <a:graphicData uri="http://schemas.microsoft.com/office/word/2010/wordprocessingShape">
+                    <wps:wsp>
+                      <wps:cNvCnPr>
+                        <a:cxnSpLocks noChangeShapeType="1"/>
+                      </wps:cNvCnPr>
+                      <wps:spPr bwMode="auto">
+                        <a:xfrm>
+                          <a:off x="0" y="0"/>
+                          <a:ext cx="918210" cy="0"/>
+                        </a:xfrm>
+                        <a:prstGeom prst="line">
+                          <a:avLst/>
+                        </a:prstGeom>
+                        <a:noFill/>
+                        <a:ln w="9525">
+                          <a:solidFill>
+                            <a:srgbClr val="000000"/>
+                          </a:solidFill>
+                          <a:round/>
+                          <a:headEnd/>
+                          <a:tailEnd/>
+                        </a:ln>
+                        <a:extLst>
+                          <a:ext uri="{909E8E84-426E-40DD-AFC4-6F175D3DCCD1}">
+                            <a14:hiddenFill xmlns:a14="http://schemas.microsoft.com/office/drawing/2010/main">
+                              <a:noFill/>
+                            </a14:hiddenFill>
+                          </a:ext>
+                        </a:extLst>
+                      </wps:spPr>
+                      <wps:bodyPr/>
+                    </wps:wsp>
+                  </a:graphicData>
+                </a:graphic>
+                <wp14:sizeRelH relativeFrom="page">
+                  <wp14:pctWidth>0</wp14:pctWidth>
+                </wp14:sizeRelH>
+                <wp14:sizeRelV relativeFrom="page">
+                  <wp14:pctHeight>0</wp14:pctHeight>
+                </wp14:sizeRelV>
+              </wp:anchor>
+            </w:drawing>
+          </mc:Choice>
+          <mc:Fallback>
+            <w:pict>
+              <v:line w14:anchorId="17C68145" id="Line 16" o:spid="_x0000_s1026" style="position:absolute;z-index:251656704;visibility:visible;mso-wrap-style:square;mso-width-percent:0;mso-height-percent:0;mso-wrap-distance-left:9pt;mso-wrap-distance-top:0;mso-wrap-distance-right:9pt;mso-wrap-distance-bottom:0;mso-position-horizontal:absolute;mso-position-horizontal-relative:text;mso-position-vertical:absolute;mso-position-vertical-relative:text;mso-width-percent:0;mso-height-percent:0;mso-width-relative:page;mso-height-relative:page" from="34.7pt,14.45pt" to="107pt,14.45pt" o:gfxdata="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"/>
+            </w:pict>
+          </mc:Fallback>
+        </mc:AlternateContent>
+      </w:r>
       <w:r>
         <w:rPr>
           <w:rFonts w:ascii="Times New Roman" w:hAnsi="Times New Roman"/>
@@ -68,7 +144,7 @@
         <mc:AlternateContent>
           <mc:Choice Requires="wps">
             <w:drawing>
-              <wp:anchor distT="0" distB="0" distL="114300" distR="114300" simplePos="0" relativeHeight="251657728" behindDoc="0" locked="0" layoutInCell="1" allowOverlap="1" wp14:anchorId="28C88A1F" wp14:editId="68D0DA34">
+              <wp:anchor distT="0" distB="0" distL="114300" distR="114300" simplePos="0" relativeHeight="251657728" behindDoc="0" locked="0" layoutInCell="1" allowOverlap="1" wp14:anchorId="28C88A1F" wp14:editId="395747E7">
                 <wp:simplePos x="0" y="0"/>
                 <wp:positionH relativeFrom="column">
                   <wp:posOffset>2959100</wp:posOffset>
@@ -129,83 +205,7 @@
           </mc:Choice>
           <mc:Fallback>
             <w:pict>
-              <v:line w14:anchorId="101B1908" id="Line 23" o:spid="_x0000_s1026" style="position:absolute;flip:y;z-index:251657728;visibility:visible;mso-wrap-style:square;mso-width-percent:0;mso-height-percent:0;mso-wrap-distance-left:9pt;mso-wrap-distance-top:0;mso-wrap-distance-right:9pt;mso-wrap-distance-bottom:0;mso-position-horizontal:absolute;mso-position-horizontal-relative:text;mso-position-vertical:absolute;mso-position-vertical-relative:text;mso-width-percent:0;mso-height-percent:0;mso-width-relative:page;mso-height-relative:page" from="233pt,14.85pt" to="392.65pt,14.85pt" o:gfxdata="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"/>
-            </w:pict>
-          </mc:Fallback>
-        </mc:AlternateContent>
-      </w:r>
-      <w:r>
-        <w:rPr>
-          <w:rFonts w:ascii="Times New Roman" w:hAnsi="Times New Roman"/>
-          <w:noProof/>
-          <w:sz w:val="28"/>
-          <w:szCs w:val="28"/>
-        </w:rPr>
-        <mc:AlternateContent>
-          <mc:Choice Requires="wps">
-            <w:drawing>
-              <wp:anchor distT="0" distB="0" distL="114300" distR="114300" simplePos="0" relativeHeight="251656704" behindDoc="0" locked="0" layoutInCell="1" allowOverlap="1" wp14:anchorId="74214189" wp14:editId="3ADC196F">
-                <wp:simplePos x="0" y="0"/>
-                <wp:positionH relativeFrom="column">
-                  <wp:posOffset>297815</wp:posOffset>
-                </wp:positionH>
-                <wp:positionV relativeFrom="paragraph">
-                  <wp:posOffset>184039</wp:posOffset>
-                </wp:positionV>
-                <wp:extent cx="918210" cy="0"/>
-                <wp:effectExtent l="0" t="0" r="34290" b="19050"/>
-                <wp:wrapNone/>
-                <wp:docPr id="2" name="Line 16"/>
-                <wp:cNvGraphicFramePr>
-                  <a:graphicFrameLocks xmlns:a="http://schemas.openxmlformats.org/drawingml/2006/main"/>
-                </wp:cNvGraphicFramePr>
-                <a:graphic xmlns:a="http://schemas.openxmlformats.org/drawingml/2006/main">
-                  <a:graphicData uri="http://schemas.microsoft.com/office/word/2010/wordprocessingShape">
-                    <wps:wsp>
-                      <wps:cNvCnPr>
-                        <a:cxnSpLocks noChangeShapeType="1"/>
-                      </wps:cNvCnPr>
-                      <wps:spPr bwMode="auto">
-                        <a:xfrm>
-                          <a:off x="0" y="0"/>
-                          <a:ext cx="918210" cy="0"/>
-                        </a:xfrm>
-                        <a:prstGeom prst="line">
-                          <a:avLst/>
-                        </a:prstGeom>
-                        <a:noFill/>
-                        <a:ln w="9525">
-                          <a:solidFill>
-                            <a:srgbClr val="000000"/>
-                          </a:solidFill>
-                          <a:round/>
-                          <a:headEnd/>
-                          <a:tailEnd/>
-                        </a:ln>
-                        <a:extLst>
-                          <a:ext uri="{909E8E84-426E-40DD-AFC4-6F175D3DCCD1}">
-                            <a14:hiddenFill xmlns:a14="http://schemas.microsoft.com/office/drawing/2010/main">
-                              <a:noFill/>
-                            </a14:hiddenFill>
-                          </a:ext>
-                        </a:extLst>
-                      </wps:spPr>
-                      <wps:bodyPr/>
-                    </wps:wsp>
-                  </a:graphicData>
-                </a:graphic>
-                <wp14:sizeRelH relativeFrom="page">
-                  <wp14:pctWidth>0</wp14:pctWidth>
-                </wp14:sizeRelH>
-                <wp14:sizeRelV relativeFrom="page">
-                  <wp14:pctHeight>0</wp14:pctHeight>
-                </wp14:sizeRelV>
-              </wp:anchor>
-            </w:drawing>
-          </mc:Choice>
-          <mc:Fallback>
-            <w:pict>
-              <v:line w14:anchorId="383715C1" id="Line 16" o:spid="_x0000_s1026" style="position:absolute;z-index:251656704;visibility:visible;mso-wrap-style:square;mso-width-percent:0;mso-height-percent:0;mso-wrap-distance-left:9pt;mso-wrap-distance-top:0;mso-wrap-distance-right:9pt;mso-wrap-distance-bottom:0;mso-position-horizontal:absolute;mso-position-horizontal-relative:text;mso-position-vertical:absolute;mso-position-vertical-relative:text;mso-width-percent:0;mso-height-percent:0;mso-width-relative:page;mso-height-relative:page" from="23.45pt,14.5pt" to="95.75pt,14.5pt" o:gfxdata="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"/>
+              <v:line w14:anchorId="2360BA8F" id="Line 23" o:spid="_x0000_s1026" style="position:absolute;flip:y;z-index:251657728;visibility:visible;mso-wrap-style:square;mso-width-percent:0;mso-height-percent:0;mso-wrap-distance-left:9pt;mso-wrap-distance-top:0;mso-wrap-distance-right:9pt;mso-wrap-distance-bottom:0;mso-position-horizontal:absolute;mso-position-horizontal-relative:text;mso-position-vertical:absolute;mso-position-vertical-relative:text;mso-width-percent:0;mso-height-percent:0;mso-width-relative:page;mso-height-relative:page" from="233pt,14.85pt" to="392.65pt,14.85pt" o:gfxdata="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"/>
             </w:pict>
           </mc:Fallback>
         </mc:AlternateContent>
@@ -257,7 +257,7 @@
     <w:p>
       <w:pPr>
         <w:tabs>
-          <w:tab w:val="center" w:pos="1276"/>
+          <w:tab w:val="center" w:pos="1418"/>
           <w:tab w:val="right" w:pos="9072"/>
         </w:tabs>
         <w:spacing w:before="120"/>
@@ -776,7 +776,7 @@
           <w:i/>
           <w:color w:val="auto"/>
         </w:rPr>
-        <w:t>n cứ &lt;qd_tkt_tct&gt; của Tổng cục Thuế về việc giao chỉ tiêu nhiệm vụ thanh tra thuế và kiểm tra thuế tại trụ sở ng</w:t>
+        <w:t>n cứ &lt;quy_trinh_ktra&gt; của Tổng cục tr</w:t>
       </w:r>
       <w:r>
         <w:rPr>
@@ -791,22 +791,7 @@
           <w:i/>
           <w:color w:val="auto"/>
         </w:rPr>
-        <w:t>ời nộp thuế n</w:t>
-      </w:r>
-      <w:r>
-        <w:rPr>
-          <w:rFonts w:hint="eastAsia"/>
-          <w:i/>
-          <w:color w:val="auto"/>
-        </w:rPr>
-        <w:t>ă</w:t>
-      </w:r>
-      <w:r>
-        <w:rPr>
-          <w:i/>
-          <w:color w:val="auto"/>
-        </w:rPr>
-        <w:t>m &lt;nam_kh_tkt&gt;;</w:t>
+        <w:t>ởng Tổng cục Thuế về việc ban hành Quy trình kiểm tra thuế;</w:t>
       </w:r>
     </w:p>
     <w:p>
@@ -962,7 +947,7 @@
           <w:i/>
           <w:color w:val="auto"/>
         </w:rPr>
-        <w:t xml:space="preserve">n cứ Quyết </w:t>
+        <w:t>n cứ &lt;qd_tkt_cct&gt; của Cục Thuế về việc phê duyệt kế hoạch kiểm tra thuế tại trụ sở ng</w:t>
       </w:r>
       <w:r>
         <w:rPr>
@@ -970,6 +955,36 @@
           <w:i/>
           <w:color w:val="auto"/>
         </w:rPr>
+        <w:t>ư</w:t>
+      </w:r>
+      <w:r>
+        <w:rPr>
+          <w:i/>
+          <w:color w:val="auto"/>
+        </w:rPr>
+        <w:t>ời nộp thuế n</w:t>
+      </w:r>
+      <w:r>
+        <w:rPr>
+          <w:rFonts w:hint="eastAsia"/>
+          <w:i/>
+          <w:color w:val="auto"/>
+        </w:rPr>
+        <w:t>ă</w:t>
+      </w:r>
+      <w:r>
+        <w:rPr>
+          <w:i/>
+          <w:color w:val="auto"/>
+        </w:rPr>
+        <w:t xml:space="preserve">m &lt;nam_kh_tkt&gt; </w:t>
+      </w:r>
+      <w:r>
+        <w:rPr>
+          <w:rFonts w:hint="eastAsia"/>
+          <w:i/>
+          <w:color w:val="auto"/>
+        </w:rPr>
         <w:t>đ</w:t>
       </w:r>
       <w:r>
@@ -977,82 +992,7 @@
           <w:i/>
           <w:color w:val="auto"/>
         </w:rPr>
-        <w:t>ịnh số 1383/Q</w:t>
-      </w:r>
-      <w:r>
-        <w:rPr>
-          <w:rFonts w:hint="eastAsia"/>
-          <w:i/>
-          <w:color w:val="auto"/>
-        </w:rPr>
-        <w:t>Đ</w:t>
-      </w:r>
-      <w:r>
-        <w:rPr>
-          <w:i/>
-          <w:color w:val="auto"/>
-        </w:rPr>
-        <w:t>-CT ngày 30/06/2025 của Cục tr</w:t>
-      </w:r>
-      <w:r>
-        <w:rPr>
-          <w:rFonts w:hint="eastAsia"/>
-          <w:i/>
-          <w:color w:val="auto"/>
-        </w:rPr>
-        <w:t>ư</w:t>
-      </w:r>
-      <w:r>
-        <w:rPr>
-          <w:i/>
-          <w:color w:val="auto"/>
-        </w:rPr>
-        <w:t xml:space="preserve">ởng Cục Thuế về việc ban hành quy </w:t>
-      </w:r>
-      <w:r>
-        <w:rPr>
-          <w:rFonts w:hint="eastAsia"/>
-          <w:i/>
-          <w:color w:val="auto"/>
-        </w:rPr>
-        <w:t>đ</w:t>
-      </w:r>
-      <w:r>
-        <w:rPr>
-          <w:i/>
-          <w:color w:val="auto"/>
-        </w:rPr>
-        <w:t>ịnh chức n</w:t>
-      </w:r>
-      <w:r>
-        <w:rPr>
-          <w:rFonts w:hint="eastAsia"/>
-          <w:i/>
-          <w:color w:val="auto"/>
-        </w:rPr>
-        <w:t>ă</w:t>
-      </w:r>
-      <w:r>
-        <w:rPr>
-          <w:i/>
-          <w:color w:val="auto"/>
-        </w:rPr>
-        <w:t>ng, nhiệm vụ, quyền hạn của V</w:t>
-      </w:r>
-      <w:r>
-        <w:rPr>
-          <w:rFonts w:hint="eastAsia"/>
-          <w:i/>
-          <w:color w:val="auto"/>
-        </w:rPr>
-        <w:t>ă</w:t>
-      </w:r>
-      <w:r>
-        <w:rPr>
-          <w:i/>
-          <w:color w:val="auto"/>
-        </w:rPr>
-        <w:t>n phòng, các Phòng thuộc Thuế tỉnh, thành phố;</w:t>
+        <w:t>ối với các Chi cục Thuế khu vực và Chi cục Thuế doanh nghiệp lớn;</w:t>
       </w:r>
     </w:p>
     <w:p>
@@ -1085,14 +1025,7 @@
           <w:i/>
           <w:color w:val="auto"/>
         </w:rPr>
-        <w:t xml:space="preserve">n cứ &lt;tham_quyen_ky&gt; của </w:t>
-      </w:r>
-      <w:r>
-        <w:rPr>
-          <w:i/>
-          <w:color w:val="auto"/>
-        </w:rPr>
-        <w:t>Thuế tỉnh Quảng Trị về việc phân công lĩnh vực phụ trách và ủy quyền ký v</w:t>
+        <w:t>n cứ &lt;tham_quyen_ky&gt; của Thuế tỉnh Quảng Trị về việc phân công lĩnh vực phụ trách và ủy quyền ký v</w:t>
       </w:r>
       <w:r>
         <w:rPr>
@@ -1107,14 +1040,7 @@
           <w:i/>
           <w:color w:val="auto"/>
         </w:rPr>
-        <w:t>n</w:t>
-      </w:r>
-      <w:r>
-        <w:rPr>
-          <w:i/>
-          <w:color w:val="auto"/>
-        </w:rPr>
-        <w:t xml:space="preserve"> bản của các </w:t>
+        <w:t xml:space="preserve">n bản của các </w:t>
       </w:r>
       <w:r>
         <w:rPr>
@@ -1144,14 +1070,7 @@
           <w:i/>
           <w:color w:val="auto"/>
         </w:rPr>
-        <w:t>ạo Thuế tỉnh</w:t>
-      </w:r>
-      <w:r>
-        <w:rPr>
-          <w:i/>
-          <w:color w:val="auto"/>
-        </w:rPr>
-        <w:t>;</w:t>
+        <w:t>ạo Thuế tỉnh;</w:t>
       </w:r>
     </w:p>
     <w:p>
@@ -1161,206 +1080,98 @@
         <w:ind w:firstLine="567"/>
         <w:rPr>
           <w:i/>
-          <w:color w:val="auto"/>
-        </w:rPr>
-      </w:pPr>
-      <w:r>
-        <w:rPr>
-          <w:i/>
-          <w:color w:val="auto"/>
-        </w:rPr>
-        <w:t>C</w:t>
-      </w:r>
-      <w:r>
-        <w:rPr>
-          <w:rFonts w:hint="eastAsia"/>
-          <w:i/>
-          <w:color w:val="auto"/>
-        </w:rPr>
-        <w:t>ă</w:t>
-      </w:r>
-      <w:r>
-        <w:rPr>
-          <w:i/>
-          <w:color w:val="auto"/>
-        </w:rPr>
-        <w:t xml:space="preserve">n cứ Quyết </w:t>
-      </w:r>
-      <w:r>
-        <w:rPr>
-          <w:rFonts w:hint="eastAsia"/>
-          <w:i/>
-          <w:color w:val="auto"/>
-        </w:rPr>
-        <w:t>đ</w:t>
-      </w:r>
-      <w:r>
-        <w:rPr>
-          <w:i/>
-          <w:color w:val="auto"/>
-        </w:rPr>
-        <w:t>ịnh số 193/Q</w:t>
-      </w:r>
-      <w:r>
-        <w:rPr>
-          <w:rFonts w:hint="eastAsia"/>
-          <w:i/>
-          <w:color w:val="auto"/>
-        </w:rPr>
-        <w:t>Đ</w:t>
-      </w:r>
-      <w:r>
-        <w:rPr>
-          <w:i/>
-          <w:color w:val="auto"/>
-        </w:rPr>
-        <w:t>-QTR ngày 29/07/2025 của Thuế tỉnh Quảng Trị về việc ủy quyền ký v</w:t>
-      </w:r>
-      <w:r>
-        <w:rPr>
-          <w:rFonts w:hint="eastAsia"/>
-          <w:i/>
-          <w:color w:val="auto"/>
-        </w:rPr>
-        <w:t>ă</w:t>
-      </w:r>
-      <w:r>
-        <w:rPr>
-          <w:i/>
-          <w:color w:val="auto"/>
-        </w:rPr>
-        <w:t xml:space="preserve">n bản của các </w:t>
-      </w:r>
-      <w:r>
-        <w:rPr>
-          <w:rFonts w:hint="eastAsia"/>
-          <w:i/>
-          <w:color w:val="auto"/>
-        </w:rPr>
-        <w:t>đ</w:t>
-      </w:r>
-      <w:r>
-        <w:rPr>
-          <w:i/>
-          <w:color w:val="auto"/>
-        </w:rPr>
-        <w:t>ồng chí Phó Tr</w:t>
-      </w:r>
-      <w:r>
-        <w:rPr>
-          <w:rFonts w:hint="eastAsia"/>
-          <w:i/>
-          <w:color w:val="auto"/>
-        </w:rPr>
-        <w:t>ư</w:t>
-      </w:r>
-      <w:r>
-        <w:rPr>
-          <w:i/>
-          <w:color w:val="auto"/>
-        </w:rPr>
-        <w:t>ởng Thuế tỉnh;</w:t>
+          <w:color w:val="000000" w:themeColor="text1"/>
+        </w:rPr>
+      </w:pPr>
+      <w:r>
+        <w:rPr>
+          <w:i/>
+          <w:color w:val="000000" w:themeColor="text1"/>
+        </w:rPr>
+        <w:t xml:space="preserve">Căn cứ </w:t>
+      </w:r>
+      <w:r>
+        <w:rPr>
+          <w:i/>
+          <w:color w:val="000000" w:themeColor="text1"/>
+        </w:rPr>
+        <w:t>Phiếu đề nghị xử lý về việc ch</w:t>
+      </w:r>
+      <w:r>
+        <w:rPr>
+          <w:i/>
+          <w:color w:val="000000" w:themeColor="text1"/>
+        </w:rPr>
+        <w:t>ấ</w:t>
+      </w:r>
+      <w:r>
+        <w:rPr>
+          <w:i/>
+          <w:color w:val="000000" w:themeColor="text1"/>
+        </w:rPr>
+        <w:t>m dứt hiệu lực mã</w:t>
+      </w:r>
+      <w:r>
+        <w:rPr>
+          <w:i/>
+          <w:color w:val="000000" w:themeColor="text1"/>
+        </w:rPr>
+        <w:t xml:space="preserve"> số thuế</w:t>
+      </w:r>
+      <w:r>
+        <w:rPr>
+          <w:i/>
+          <w:color w:val="000000" w:themeColor="text1"/>
+        </w:rPr>
+        <w:t xml:space="preserve"> </w:t>
+      </w:r>
+      <w:r>
+        <w:rPr>
+          <w:i/>
+          <w:color w:val="000000" w:themeColor="text1"/>
+        </w:rPr>
+        <w:t xml:space="preserve">của Phòng Quản lý, hỗ trợ doanh nghiệp số </w:t>
+      </w:r>
+      <w:r>
+        <w:rPr>
+          <w:i/>
+          <w:color w:val="000000" w:themeColor="text1"/>
+        </w:rPr>
+        <w:t>2</w:t>
+      </w:r>
+      <w:r>
+        <w:rPr>
+          <w:i/>
+          <w:color w:val="000000" w:themeColor="text1"/>
+        </w:rPr>
+        <w:t xml:space="preserve"> </w:t>
+      </w:r>
+      <w:r>
+        <w:rPr>
+          <w:i/>
+          <w:color w:val="000000" w:themeColor="text1"/>
+        </w:rPr>
+        <w:t xml:space="preserve">ngày </w:t>
+      </w:r>
+      <w:r>
+        <w:rPr>
+          <w:i/>
+          <w:color w:val="000000" w:themeColor="text1"/>
+        </w:rPr>
+        <w:t>&lt;phieu_xly_ngay&gt;</w:t>
+      </w:r>
+      <w:r>
+        <w:rPr>
+          <w:i/>
+          <w:color w:val="000000" w:themeColor="text1"/>
+        </w:rPr>
+        <w:t>;</w:t>
       </w:r>
     </w:p>
     <w:p>
       <w:pPr>
         <w:pStyle w:val="BodyTextIndentTimesNewRoman"/>
-        <w:spacing w:before="60" w:line="240" w:lineRule="auto"/>
-        <w:ind w:firstLine="567"/>
-        <w:rPr>
-          <w:i/>
-          <w:color w:val="000000" w:themeColor="text1"/>
-        </w:rPr>
-      </w:pPr>
-      <w:r>
-        <w:rPr>
-          <w:i/>
-          <w:color w:val="000000" w:themeColor="text1"/>
-        </w:rPr>
-        <w:t xml:space="preserve">Căn cứ </w:t>
-      </w:r>
-      <w:r>
-        <w:rPr>
-          <w:i/>
-          <w:color w:val="000000" w:themeColor="text1"/>
-        </w:rPr>
-        <w:t>Phiếu đề nghị xử lý về việc ch</w:t>
-      </w:r>
-      <w:r>
-        <w:rPr>
-          <w:i/>
-          <w:color w:val="000000" w:themeColor="text1"/>
-        </w:rPr>
-        <w:t>ấ</w:t>
-      </w:r>
-      <w:r>
-        <w:rPr>
-          <w:i/>
-          <w:color w:val="000000" w:themeColor="text1"/>
-        </w:rPr>
-        <w:t>m dứt hiệu lực mã</w:t>
-      </w:r>
-      <w:r>
-        <w:rPr>
-          <w:i/>
-          <w:color w:val="000000" w:themeColor="text1"/>
-        </w:rPr>
-        <w:t xml:space="preserve"> số thuế</w:t>
-      </w:r>
-      <w:r>
-        <w:rPr>
-          <w:i/>
-          <w:color w:val="000000" w:themeColor="text1"/>
-        </w:rPr>
-        <w:t xml:space="preserve"> </w:t>
-      </w:r>
-      <w:r>
-        <w:rPr>
-          <w:i/>
-          <w:color w:val="000000" w:themeColor="text1"/>
-        </w:rPr>
-        <w:t xml:space="preserve">của Phòng Quản lý, hỗ trợ doanh nghiệp số </w:t>
-      </w:r>
-      <w:r>
-        <w:rPr>
-          <w:i/>
-          <w:color w:val="000000" w:themeColor="text1"/>
-        </w:rPr>
-        <w:t>2</w:t>
-      </w:r>
-      <w:r>
-        <w:rPr>
-          <w:i/>
-          <w:color w:val="000000" w:themeColor="text1"/>
-        </w:rPr>
-        <w:t xml:space="preserve"> </w:t>
-      </w:r>
-      <w:r>
-        <w:rPr>
-          <w:i/>
-          <w:color w:val="000000" w:themeColor="text1"/>
-        </w:rPr>
-        <w:t xml:space="preserve">ngày </w:t>
-      </w:r>
-      <w:r>
-        <w:rPr>
-          <w:i/>
-          <w:color w:val="000000" w:themeColor="text1"/>
-        </w:rPr>
-        <w:t>&lt;phieu_xly_ngay&gt;</w:t>
-      </w:r>
-      <w:r>
-        <w:rPr>
-          <w:i/>
-          <w:color w:val="000000" w:themeColor="text1"/>
-        </w:rPr>
-        <w:t>;</w:t>
-      </w:r>
-    </w:p>
-    <w:p>
-      <w:pPr>
-        <w:pStyle w:val="BodyTextIndentTimesNewRoman"/>
-        <w:spacing w:before="60" w:line="240" w:lineRule="auto"/>
+        <w:spacing w:line="240" w:lineRule="auto"/>
         <w:ind w:firstLine="567"/>
         <w:rPr>
           <w:i/>
@@ -2790,7 +2601,6 @@
                 <w:sz w:val="28"/>
                 <w:szCs w:val="28"/>
               </w:rPr>
-              <w:lastRenderedPageBreak/>
               <w:t>9.</w:t>
             </w:r>
           </w:p>
@@ -2900,6 +2710,7 @@
         <w:rPr>
           <w:color w:val="auto"/>
         </w:rPr>
+        <w:lastRenderedPageBreak/>
         <w:t xml:space="preserve">Thời </w:t>
       </w:r>
       <w:r>
@@ -3360,27 +3171,23 @@
         </w:rPr>
         <w:t xml:space="preserve">Lưu: VT, </w:t>
       </w:r>
-      <w:r>
-        <w:rPr>
-          <w:color w:val="000000" w:themeColor="text1"/>
+      <w:bookmarkStart w:id="0" w:name="_Hlk205236029"/>
+      <w:r>
+        <w:rPr>
+          <w:bCs/>
+          <w:iCs/>
+          <w:color w:val="auto"/>
           <w:sz w:val="22"/>
           <w:szCs w:val="22"/>
         </w:rPr>
-        <w:t>KT</w:t>
-      </w:r>
-      <w:r>
-        <w:rPr>
-          <w:color w:val="000000" w:themeColor="text1"/>
+        <w:t>KTr2</w:t>
+      </w:r>
+      <w:bookmarkEnd w:id="0"/>
+      <w:r>
+        <w:rPr>
+          <w:bCs/>
+          <w:iCs/>
           <w:sz w:val="22"/>
-          <w:szCs w:val="22"/>
-        </w:rPr>
-        <w:t>2</w:t>
-      </w:r>
-      <w:r>
-        <w:rPr>
-          <w:color w:val="000000" w:themeColor="text1"/>
-          <w:sz w:val="22"/>
-          <w:szCs w:val="22"/>
         </w:rPr>
         <w:t xml:space="preserve"> </w:t>
       </w:r>
@@ -5117,6 +4924,7 @@
   <w:style w:type="character" w:default="1" w:styleId="DefaultParagraphFont">
     <w:name w:val="Default Paragraph Font"/>
     <w:uiPriority w:val="1"/>
+    <w:semiHidden/>
     <w:unhideWhenUsed/>
   </w:style>
   <w:style w:type="table" w:default="1" w:styleId="TableNormal">

--- a/static/media/4.qd_ktr_giai_the.docx
+++ b/static/media/4.qd_ktr_giai_the.docx
@@ -713,7 +713,21 @@
           <w:i/>
           <w:color w:val="auto"/>
         </w:rPr>
-        <w:t>n cứ các Luật thuế, phí, lệ phí và các v</w:t>
+        <w:t xml:space="preserve">n cứ các Luật </w:t>
+      </w:r>
+      <w:r>
+        <w:rPr>
+          <w:i/>
+          <w:color w:val="auto"/>
+        </w:rPr>
+        <w:t>T</w:t>
+      </w:r>
+      <w:r>
+        <w:rPr>
+          <w:i/>
+          <w:color w:val="auto"/>
+        </w:rPr>
+        <w:t>huế, phí, lệ phí và các v</w:t>
       </w:r>
       <w:r>
         <w:rPr>

--- a/static/media/4.qd_ktr_giai_the.docx
+++ b/static/media/4.qd_ktr_giai_the.docx
@@ -1423,7 +1423,19 @@
         <w:rPr>
           <w:color w:val="auto"/>
         </w:rPr>
-        <w:t>Thời kỳ kiểm tra: Từ năm &lt;nam_ktra&gt; đến thời điểm giải thể</w:t>
+        <w:t xml:space="preserve">Thời kỳ kiểm tra: Từ năm </w:t>
+      </w:r>
+      <w:r>
+        <w:rPr>
+          <w:color w:val="auto"/>
+        </w:rPr>
+        <w:t>01/01/</w:t>
+      </w:r>
+      <w:r>
+        <w:rPr>
+          <w:color w:val="auto"/>
+        </w:rPr>
+        <w:t>&lt;nam_ktra&gt; đến thời điểm giải thể</w:t>
       </w:r>
       <w:r>
         <w:rPr>

--- a/static/media/4.qd_ktr_giai_the.docx
+++ b/static/media/4.qd_ktr_giai_the.docx
@@ -219,6 +219,8 @@
       <w:r>
         <w:rPr>
           <w:rFonts w:ascii="Times New Roman" w:hAnsi="Times New Roman"/>
+          <w:sz w:val="26"/>
+          <w:szCs w:val="26"/>
         </w:rPr>
         <w:t>THUẾ TỈNH QUẢNG TRỊ</w:t>
       </w:r>
@@ -283,8 +285,8 @@
         <w:rPr>
           <w:rFonts w:ascii="Times New Roman" w:hAnsi="Times New Roman"/>
           <w:b w:val="0"/>
-          <w:sz w:val="28"/>
-          <w:szCs w:val="28"/>
+          <w:sz w:val="26"/>
+          <w:szCs w:val="26"/>
         </w:rPr>
         <w:t xml:space="preserve">Số: </w:t>
       </w:r>
@@ -292,8 +294,8 @@
         <w:rPr>
           <w:rFonts w:ascii="Times New Roman" w:hAnsi="Times New Roman"/>
           <w:b w:val="0"/>
-          <w:sz w:val="28"/>
-          <w:szCs w:val="28"/>
+          <w:sz w:val="26"/>
+          <w:szCs w:val="26"/>
         </w:rPr>
         <w:t xml:space="preserve">       </w:t>
       </w:r>
@@ -301,8 +303,8 @@
         <w:rPr>
           <w:rFonts w:ascii="Times New Roman" w:hAnsi="Times New Roman"/>
           <w:b w:val="0"/>
-          <w:sz w:val="28"/>
-          <w:szCs w:val="28"/>
+          <w:sz w:val="26"/>
+          <w:szCs w:val="26"/>
         </w:rPr>
         <w:t xml:space="preserve"> </w:t>
       </w:r>
@@ -310,8 +312,8 @@
         <w:rPr>
           <w:rFonts w:ascii="Times New Roman" w:hAnsi="Times New Roman"/>
           <w:b w:val="0"/>
-          <w:sz w:val="28"/>
-          <w:szCs w:val="28"/>
+          <w:sz w:val="26"/>
+          <w:szCs w:val="26"/>
         </w:rPr>
         <w:t>/QĐ-</w:t>
       </w:r>
@@ -319,8 +321,8 @@
         <w:rPr>
           <w:rFonts w:ascii="Times New Roman" w:hAnsi="Times New Roman"/>
           <w:b w:val="0"/>
-          <w:sz w:val="28"/>
-          <w:szCs w:val="28"/>
+          <w:sz w:val="26"/>
+          <w:szCs w:val="26"/>
         </w:rPr>
         <w:t>QTR</w:t>
       </w:r>

--- a/static/media/4.qd_ktr_giai_the.docx
+++ b/static/media/4.qd_ktr_giai_the.docx
@@ -1212,13 +1212,6 @@
         <w:rPr>
           <w:i/>
           <w:color w:val="000000" w:themeColor="text1"/>
-        </w:rPr>
-        <w:t xml:space="preserve"> Phòng</w:t>
-      </w:r>
-      <w:r>
-        <w:rPr>
-          <w:i/>
-          <w:color w:val="auto"/>
         </w:rPr>
         <w:t xml:space="preserve"> </w:t>
       </w:r>

--- a/static/media/4.qd_ktr_giai_the.docx
+++ b/static/media/4.qd_ktr_giai_the.docx
@@ -625,7 +625,7 @@
     <w:p>
       <w:pPr>
         <w:pStyle w:val="BodyTextIndentTimesNewRoman"/>
-        <w:spacing w:line="240" w:lineRule="auto"/>
+        <w:spacing w:before="60" w:line="240" w:lineRule="auto"/>
         <w:ind w:firstLine="567"/>
         <w:rPr>
           <w:i/>
@@ -688,7 +688,7 @@
     <w:p>
       <w:pPr>
         <w:pStyle w:val="BodyTextIndentTimesNewRoman"/>
-        <w:spacing w:line="240" w:lineRule="auto"/>
+        <w:spacing w:before="60" w:line="240" w:lineRule="auto"/>
         <w:ind w:firstLine="567"/>
         <w:rPr>
           <w:i/>
@@ -765,7 +765,7 @@
     <w:p>
       <w:pPr>
         <w:pStyle w:val="BodyTextIndentTimesNewRoman"/>
-        <w:spacing w:line="240" w:lineRule="auto"/>
+        <w:spacing w:before="60" w:line="240" w:lineRule="auto"/>
         <w:ind w:firstLine="567"/>
         <w:rPr>
           <w:i/>
@@ -813,7 +813,7 @@
     <w:p>
       <w:pPr>
         <w:pStyle w:val="BodyTextIndentTimesNewRoman"/>
-        <w:spacing w:line="240" w:lineRule="auto"/>
+        <w:spacing w:before="60" w:line="240" w:lineRule="auto"/>
         <w:ind w:firstLine="567"/>
         <w:rPr>
           <w:i/>
@@ -936,7 +936,7 @@
     <w:p>
       <w:pPr>
         <w:pStyle w:val="BodyTextIndentTimesNewRoman"/>
-        <w:spacing w:line="240" w:lineRule="auto"/>
+        <w:spacing w:before="60" w:line="240" w:lineRule="auto"/>
         <w:ind w:firstLine="567"/>
         <w:rPr>
           <w:i/>
@@ -1014,7 +1014,7 @@
     <w:p>
       <w:pPr>
         <w:pStyle w:val="BodyTextIndentTimesNewRoman"/>
-        <w:spacing w:line="240" w:lineRule="auto"/>
+        <w:spacing w:before="60" w:line="240" w:lineRule="auto"/>
         <w:ind w:firstLine="567"/>
         <w:rPr>
           <w:i/>
@@ -1092,7 +1092,7 @@
     <w:p>
       <w:pPr>
         <w:pStyle w:val="BodyTextIndentTimesNewRoman"/>
-        <w:spacing w:line="240" w:lineRule="auto"/>
+        <w:spacing w:before="60" w:line="240" w:lineRule="auto"/>
         <w:ind w:firstLine="567"/>
         <w:rPr>
           <w:i/>
@@ -1187,7 +1187,7 @@
     <w:p>
       <w:pPr>
         <w:pStyle w:val="BodyTextIndentTimesNewRoman"/>
-        <w:spacing w:line="240" w:lineRule="auto"/>
+        <w:spacing w:before="60" w:line="240" w:lineRule="auto"/>
         <w:ind w:firstLine="567"/>
         <w:rPr>
           <w:i/>
@@ -1290,8 +1290,8 @@
     <w:p>
       <w:pPr>
         <w:pStyle w:val="BodyTextIndentTimesNewRoman"/>
-        <w:spacing w:line="240" w:lineRule="auto"/>
-        <w:ind w:firstLine="567"/>
+        <w:spacing w:before="60" w:line="240" w:lineRule="auto"/>
+        <w:ind w:firstLine="425"/>
         <w:rPr>
           <w:color w:val="auto"/>
         </w:rPr>
@@ -1311,20 +1311,20 @@
           <w:bCs/>
           <w:color w:val="auto"/>
         </w:rPr>
-        <w:t>iều 1</w:t>
-      </w:r>
-      <w:r>
-        <w:rPr>
-          <w:color w:val="auto"/>
-        </w:rPr>
-        <w:t>. Kiểm tra thuế tại &lt;ten_dv&gt;;</w:t>
+        <w:t>iều 1.</w:t>
+      </w:r>
+      <w:r>
+        <w:rPr>
+          <w:color w:val="auto"/>
+        </w:rPr>
+        <w:t xml:space="preserve"> Kiểm tra thuế tại &lt;ten_dv&gt;;</w:t>
       </w:r>
     </w:p>
     <w:p>
       <w:pPr>
         <w:pStyle w:val="BodyTextIndentTimesNewRoman"/>
-        <w:spacing w:line="240" w:lineRule="auto"/>
-        <w:ind w:firstLine="567"/>
+        <w:spacing w:before="60" w:line="240" w:lineRule="auto"/>
+        <w:ind w:firstLine="425"/>
         <w:rPr>
           <w:color w:val="auto"/>
         </w:rPr>
@@ -1339,8 +1339,8 @@
     <w:p>
       <w:pPr>
         <w:pStyle w:val="BodyTextIndentTimesNewRoman"/>
-        <w:spacing w:line="240" w:lineRule="auto"/>
-        <w:ind w:firstLine="567"/>
+        <w:spacing w:before="60" w:line="240" w:lineRule="auto"/>
+        <w:ind w:firstLine="425"/>
         <w:rPr>
           <w:color w:val="auto"/>
         </w:rPr>
@@ -1374,8 +1374,8 @@
     <w:p>
       <w:pPr>
         <w:pStyle w:val="BodyTextIndentTimesNewRoman"/>
-        <w:spacing w:line="240" w:lineRule="auto"/>
-        <w:ind w:firstLine="567"/>
+        <w:spacing w:before="60" w:line="240" w:lineRule="auto"/>
+        <w:ind w:firstLine="425"/>
         <w:rPr>
           <w:color w:val="auto"/>
         </w:rPr>
@@ -1408,8 +1408,8 @@
     <w:p>
       <w:pPr>
         <w:pStyle w:val="BodyTextIndentTimesNewRoman"/>
-        <w:spacing w:line="240" w:lineRule="auto"/>
-        <w:ind w:firstLine="567"/>
+        <w:spacing w:before="60" w:line="240" w:lineRule="auto"/>
+        <w:ind w:firstLine="425"/>
         <w:rPr>
           <w:color w:val="auto"/>
         </w:rPr>
@@ -1443,7 +1443,7 @@
       <w:pPr>
         <w:pStyle w:val="BodyTextIndentTimesNewRoman"/>
         <w:spacing w:before="60" w:line="240" w:lineRule="auto"/>
-        <w:ind w:firstLine="567"/>
+        <w:ind w:firstLine="425"/>
         <w:rPr>
           <w:color w:val="auto"/>
         </w:rPr>
@@ -1452,6 +1452,7 @@
         <w:rPr>
           <w:rFonts w:hint="eastAsia"/>
           <w:b/>
+          <w:bCs/>
           <w:color w:val="auto"/>
         </w:rPr>
         <w:t>Đ</w:t>
@@ -1459,6 +1460,7 @@
       <w:r>
         <w:rPr>
           <w:b/>
+          <w:bCs/>
           <w:color w:val="auto"/>
         </w:rPr>
         <w:t xml:space="preserve">iều </w:t>
@@ -1466,15 +1468,24 @@
       <w:r>
         <w:rPr>
           <w:b/>
+          <w:bCs/>
           <w:color w:val="auto"/>
         </w:rPr>
         <w:t>2</w:t>
       </w:r>
       <w:r>
         <w:rPr>
-          <w:color w:val="auto"/>
-        </w:rPr>
-        <w:t xml:space="preserve">. </w:t>
+          <w:b/>
+          <w:bCs/>
+          <w:color w:val="auto"/>
+        </w:rPr>
+        <w:t>.</w:t>
+      </w:r>
+      <w:r>
+        <w:rPr>
+          <w:color w:val="auto"/>
+        </w:rPr>
+        <w:t xml:space="preserve"> </w:t>
       </w:r>
       <w:r>
         <w:rPr>
@@ -2622,6 +2633,7 @@
                 <w:sz w:val="28"/>
                 <w:szCs w:val="28"/>
               </w:rPr>
+              <w:lastRenderedPageBreak/>
               <w:t>9.</w:t>
             </w:r>
           </w:p>
@@ -2731,7 +2743,6 @@
         <w:rPr>
           <w:color w:val="auto"/>
         </w:rPr>
-        <w:lastRenderedPageBreak/>
         <w:t xml:space="preserve">Thời </w:t>
       </w:r>
       <w:r>

--- a/static/media/4.qd_ktr_giai_the.docx
+++ b/static/media/4.qd_ktr_giai_the.docx
@@ -3013,6 +3013,18 @@
         </w:rPr>
         <w:t xml:space="preserve"> </w:t>
       </w:r>
+    </w:p>
+    <w:p>
+      <w:pPr>
+        <w:pStyle w:val="BodyTextIndentTimesNewRoman"/>
+        <w:spacing w:before="60" w:line="240" w:lineRule="auto"/>
+        <w:ind w:firstLine="426"/>
+        <w:rPr>
+          <w:b/>
+          <w:i/>
+          <w:color w:val="auto"/>
+        </w:rPr>
+      </w:pPr>
     </w:p>
     <w:p>
       <w:pPr>

--- a/static/media/4.qd_ktr_giai_the.docx
+++ b/static/media/4.qd_ktr_giai_the.docx
@@ -697,69 +697,21 @@
       </w:pPr>
       <w:r>
         <w:rPr>
-          <w:i/>
-          <w:color w:val="auto"/>
-        </w:rPr>
-        <w:t>C</w:t>
-      </w:r>
-      <w:r>
-        <w:rPr>
-          <w:rFonts w:hint="eastAsia"/>
-          <w:i/>
-          <w:color w:val="auto"/>
-        </w:rPr>
-        <w:t>ă</w:t>
-      </w:r>
-      <w:r>
-        <w:rPr>
-          <w:i/>
-          <w:color w:val="auto"/>
-        </w:rPr>
-        <w:t xml:space="preserve">n cứ các Luật </w:t>
-      </w:r>
-      <w:r>
-        <w:rPr>
-          <w:i/>
-          <w:color w:val="auto"/>
-        </w:rPr>
-        <w:t>T</w:t>
-      </w:r>
-      <w:r>
-        <w:rPr>
-          <w:i/>
-          <w:color w:val="auto"/>
-        </w:rPr>
-        <w:t>huế, phí, lệ phí và các v</w:t>
-      </w:r>
-      <w:r>
-        <w:rPr>
-          <w:rFonts w:hint="eastAsia"/>
-          <w:i/>
-          <w:color w:val="auto"/>
-        </w:rPr>
-        <w:t>ă</w:t>
-      </w:r>
-      <w:r>
-        <w:rPr>
-          <w:i/>
-          <w:color w:val="auto"/>
-        </w:rPr>
-        <w:t>n bản h</w:t>
-      </w:r>
-      <w:r>
-        <w:rPr>
-          <w:rFonts w:hint="eastAsia"/>
-          <w:i/>
-          <w:color w:val="auto"/>
-        </w:rPr>
-        <w:t>ư</w:t>
-      </w:r>
-      <w:r>
-        <w:rPr>
-          <w:i/>
-          <w:color w:val="auto"/>
-        </w:rPr>
-        <w:t>ớng dẫn thi hành;</w:t>
+          <w:rFonts w:ascii="Times New Roman Italic" w:hAnsi="Times New Roman Italic"/>
+          <w:i/>
+          <w:iCs/>
+          <w:color w:val="000000"/>
+          <w:spacing w:val="-6"/>
+          <w:lang w:val="nl-NL"/>
+        </w:rPr>
+        <w:t>Căn cứ các Luật Thuế, Luật Phí và lệ phí và các văn bản hướng dẫn thi hành</w:t>
+      </w:r>
+      <w:r>
+        <w:rPr>
+          <w:i/>
+          <w:color w:val="auto"/>
+        </w:rPr>
+        <w:t>;</w:t>
       </w:r>
     </w:p>
     <w:p>
@@ -1317,7 +1269,50 @@
         <w:rPr>
           <w:color w:val="auto"/>
         </w:rPr>
-        <w:t xml:space="preserve"> Kiểm tra thuế tại &lt;ten_dv&gt;;</w:t>
+        <w:t xml:space="preserve"> Kiểm tra thuế tại &lt;ten_dv&gt;</w:t>
+      </w:r>
+      <w:r>
+        <w:rPr>
+          <w:color w:val="auto"/>
+        </w:rPr>
+        <w:t xml:space="preserve">. </w:t>
+      </w:r>
+      <w:r>
+        <w:rPr>
+          <w:color w:val="auto"/>
+        </w:rPr>
+        <w:t>Mã số thuế: &lt;mst&gt;</w:t>
+      </w:r>
+      <w:r>
+        <w:rPr>
+          <w:color w:val="auto"/>
+        </w:rPr>
+        <w:t xml:space="preserve">. </w:t>
+      </w:r>
+      <w:r>
+        <w:rPr>
+          <w:rFonts w:hint="eastAsia"/>
+          <w:color w:val="auto"/>
+        </w:rPr>
+        <w:t>Đ</w:t>
+      </w:r>
+      <w:r>
+        <w:rPr>
+          <w:color w:val="auto"/>
+        </w:rPr>
+        <w:t>ịa chỉ: &lt;dia_chi&gt;</w:t>
+      </w:r>
+      <w:r>
+        <w:rPr>
+          <w:color w:val="auto"/>
+        </w:rPr>
+        <w:t>.</w:t>
+      </w:r>
+      <w:r>
+        <w:rPr>
+          <w:color w:val="auto"/>
+        </w:rPr>
+        <w:t xml:space="preserve"> </w:t>
       </w:r>
     </w:p>
     <w:p>
@@ -1333,7 +1328,25 @@
         <w:rPr>
           <w:color w:val="auto"/>
         </w:rPr>
-        <w:t xml:space="preserve">Mã số thuế: &lt;mst&gt;; </w:t>
+        <w:t xml:space="preserve">Nội dung kiểm tra: </w:t>
+      </w:r>
+      <w:r>
+        <w:rPr>
+          <w:color w:val="auto"/>
+        </w:rPr>
+        <w:t>Kiểm tra</w:t>
+      </w:r>
+      <w:r>
+        <w:rPr>
+          <w:color w:val="auto"/>
+        </w:rPr>
+        <w:t xml:space="preserve"> việc chấp hành pháp luật thuế</w:t>
+      </w:r>
+      <w:r>
+        <w:rPr>
+          <w:color w:val="auto"/>
+        </w:rPr>
+        <w:t>.</w:t>
       </w:r>
     </w:p>
     <w:p>
@@ -1347,90 +1360,9 @@
       </w:pPr>
       <w:r>
         <w:rPr>
-          <w:rFonts w:hint="eastAsia"/>
-          <w:color w:val="auto"/>
-        </w:rPr>
-        <w:t>Đ</w:t>
-      </w:r>
-      <w:r>
-        <w:rPr>
-          <w:color w:val="auto"/>
-        </w:rPr>
-        <w:t>ịa chỉ: &lt;dia_chi&gt;</w:t>
-      </w:r>
-      <w:r>
-        <w:rPr>
-          <w:color w:val="auto"/>
-        </w:rPr>
-        <w:t>.</w:t>
-      </w:r>
-      <w:r>
-        <w:rPr>
-          <w:color w:val="auto"/>
-        </w:rPr>
-        <w:t xml:space="preserve"> </w:t>
-      </w:r>
-    </w:p>
-    <w:p>
-      <w:pPr>
-        <w:pStyle w:val="BodyTextIndentTimesNewRoman"/>
-        <w:spacing w:before="60" w:line="240" w:lineRule="auto"/>
-        <w:ind w:firstLine="425"/>
-        <w:rPr>
-          <w:color w:val="auto"/>
-        </w:rPr>
-      </w:pPr>
-      <w:r>
-        <w:rPr>
-          <w:color w:val="auto"/>
-        </w:rPr>
-        <w:t xml:space="preserve">Nội dung kiểm tra: </w:t>
-      </w:r>
-      <w:r>
-        <w:rPr>
-          <w:color w:val="auto"/>
-        </w:rPr>
-        <w:t>Kiểm tra</w:t>
-      </w:r>
-      <w:r>
-        <w:rPr>
-          <w:color w:val="auto"/>
-        </w:rPr>
-        <w:t xml:space="preserve"> việc chấp hành pháp luật thuế</w:t>
-      </w:r>
-      <w:r>
-        <w:rPr>
-          <w:color w:val="auto"/>
-        </w:rPr>
-        <w:t>.</w:t>
-      </w:r>
-    </w:p>
-    <w:p>
-      <w:pPr>
-        <w:pStyle w:val="BodyTextIndentTimesNewRoman"/>
-        <w:spacing w:before="60" w:line="240" w:lineRule="auto"/>
-        <w:ind w:firstLine="425"/>
-        <w:rPr>
-          <w:color w:val="auto"/>
-        </w:rPr>
-      </w:pPr>
-      <w:r>
-        <w:rPr>
-          <w:color w:val="auto"/>
-        </w:rPr>
-        <w:t xml:space="preserve">Thời kỳ kiểm tra: Từ năm </w:t>
-      </w:r>
-      <w:r>
-        <w:rPr>
-          <w:color w:val="auto"/>
-        </w:rPr>
-        <w:t>01/01/</w:t>
-      </w:r>
-      <w:r>
-        <w:rPr>
-          <w:color w:val="auto"/>
-        </w:rPr>
-        <w:t>&lt;nam_ktra&gt; đến thời điểm giải thể</w:t>
+          <w:color w:val="auto"/>
+        </w:rPr>
+        <w:t>Thời kỳ kiểm tra: Từ năm &lt;nam_ktra&gt; đến thời điểm giải thể</w:t>
       </w:r>
       <w:r>
         <w:rPr>
@@ -2633,7 +2565,6 @@
                 <w:sz w:val="28"/>
                 <w:szCs w:val="28"/>
               </w:rPr>
-              <w:lastRenderedPageBreak/>
               <w:t>9.</w:t>
             </w:r>
           </w:p>
@@ -2743,6 +2674,7 @@
         <w:rPr>
           <w:color w:val="auto"/>
         </w:rPr>
+        <w:lastRenderedPageBreak/>
         <w:t xml:space="preserve">Thời </w:t>
       </w:r>
       <w:r>
@@ -3229,43 +3161,11 @@
       <w:bookmarkEnd w:id="0"/>
       <w:r>
         <w:rPr>
-          <w:bCs/>
-          <w:iCs/>
-          <w:sz w:val="22"/>
-        </w:rPr>
-        <w:t xml:space="preserve"> </w:t>
-      </w:r>
-      <w:r>
-        <w:rPr>
           <w:color w:val="000000" w:themeColor="text1"/>
           <w:sz w:val="22"/>
           <w:szCs w:val="22"/>
         </w:rPr>
-        <w:t>(</w:t>
-      </w:r>
-      <w:r>
-        <w:rPr>
-          <w:color w:val="000000" w:themeColor="text1"/>
-          <w:sz w:val="22"/>
-          <w:szCs w:val="22"/>
-        </w:rPr>
-        <w:t>0</w:t>
-      </w:r>
-      <w:r>
-        <w:rPr>
-          <w:color w:val="000000" w:themeColor="text1"/>
-          <w:sz w:val="22"/>
-          <w:szCs w:val="22"/>
-        </w:rPr>
-        <w:t>4</w:t>
-      </w:r>
-      <w:r>
-        <w:rPr>
-          <w:color w:val="000000" w:themeColor="text1"/>
-          <w:sz w:val="22"/>
-          <w:szCs w:val="22"/>
-        </w:rPr>
-        <w:t xml:space="preserve">b).        </w:t>
+        <w:t xml:space="preserve">.        </w:t>
       </w:r>
     </w:p>
     <w:p>

--- a/static/media/4.qd_ktr_giai_the.docx
+++ b/static/media/4.qd_ktr_giai_the.docx
@@ -260,11 +260,11 @@
       <w:pPr>
         <w:tabs>
           <w:tab w:val="center" w:pos="1418"/>
-          <w:tab w:val="right" w:pos="9072"/>
+          <w:tab w:val="right" w:pos="8505"/>
         </w:tabs>
         <w:spacing w:before="120"/>
         <w:ind w:left="-567"/>
-        <w:jc w:val="center"/>
+        <w:jc w:val="both"/>
         <w:rPr>
           <w:rFonts w:ascii="Times New Roman" w:hAnsi="Times New Roman"/>
           <w:b w:val="0"/>
@@ -837,7 +837,7 @@
           <w:i/>
           <w:color w:val="auto"/>
         </w:rPr>
-        <w:t xml:space="preserve">ởng Cục Thuế về việc ban hành quy </w:t>
+        <w:t xml:space="preserve">ởng Cục Thuế ban hành quy </w:t>
       </w:r>
       <w:r>
         <w:rPr>
